--- a/аналитика/5 Линейная регрессия.docx
+++ b/аналитика/5 Линейная регрессия.docx
@@ -9,7 +9,6 @@
           <w:rFonts w:cs="Times New Roman"/>
           <w:b/>
           <w:szCs w:val="28"/>
-          <w:lang w:val="en-US"/>
         </w:rPr>
       </w:pPr>
       <w:r>
@@ -25,7 +24,6 @@
           <w:rFonts w:cs="Times New Roman"/>
           <w:b/>
           <w:szCs w:val="28"/>
-          <w:lang w:val="en-US"/>
         </w:rPr>
         <w:t>5</w:t>
       </w:r>
@@ -828,6 +826,7 @@
         </w:rPr>
         <w:t xml:space="preserve">Предскажите результаты </w:t>
       </w:r>
+      <w:proofErr w:type="spellStart"/>
       <w:r>
         <w:rPr>
           <w:rFonts w:ascii="Times New Roman" w:hAnsi="Times New Roman" w:cs="Times New Roman"/>
@@ -836,13 +835,14 @@
         </w:rPr>
         <w:t>test</w:t>
       </w:r>
-      <w:r>
-        <w:rPr>
-          <w:rFonts w:ascii="Times New Roman" w:hAnsi="Times New Roman" w:cs="Times New Roman"/>
-          <w:sz w:val="28"/>
-          <w:szCs w:val="28"/>
-        </w:rPr>
-        <w:t xml:space="preserve"> выборки и визуализируйте предсказанную линейную прямую с помощью графика</w:t>
+      <w:proofErr w:type="spellEnd"/>
+      <w:r>
+        <w:rPr>
+          <w:rFonts w:ascii="Times New Roman" w:hAnsi="Times New Roman" w:cs="Times New Roman"/>
+          <w:sz w:val="28"/>
+          <w:szCs w:val="28"/>
+        </w:rPr>
+        <w:t xml:space="preserve"> выборки</w:t>
       </w:r>
       <w:r>
         <w:rPr>
@@ -1138,6 +1138,40 @@
         </w:rPr>
         <w:t xml:space="preserve"> от остальных данных).</w:t>
       </w:r>
+      <w:r>
+        <w:rPr>
+          <w:rFonts w:ascii="Times New Roman" w:hAnsi="Times New Roman" w:cs="Times New Roman"/>
+          <w:sz w:val="28"/>
+          <w:szCs w:val="28"/>
+        </w:rPr>
+        <w:t xml:space="preserve"> </w:t>
+      </w:r>
+      <w:r>
+        <w:rPr>
+          <w:rFonts w:ascii="Times New Roman" w:hAnsi="Times New Roman" w:cs="Times New Roman"/>
+          <w:sz w:val="28"/>
+          <w:szCs w:val="28"/>
+        </w:rPr>
+        <w:t xml:space="preserve">Посмотрите на распределение целевой переменной (можете использовать </w:t>
+      </w:r>
+      <w:proofErr w:type="spellStart"/>
+      <w:r>
+        <w:rPr>
+          <w:rFonts w:ascii="Times New Roman" w:hAnsi="Times New Roman" w:cs="Times New Roman"/>
+          <w:sz w:val="28"/>
+          <w:szCs w:val="28"/>
+        </w:rPr>
+        <w:t>sns.distplot</w:t>
+      </w:r>
+      <w:proofErr w:type="spellEnd"/>
+      <w:r>
+        <w:rPr>
+          <w:rFonts w:ascii="Times New Roman" w:hAnsi="Times New Roman" w:cs="Times New Roman"/>
+          <w:sz w:val="28"/>
+          <w:szCs w:val="28"/>
+        </w:rPr>
+        <w:t>).</w:t>
+      </w:r>
     </w:p>
     <w:p>
       <w:pPr>
@@ -1161,25 +1195,50 @@
           <w:sz w:val="28"/>
           <w:szCs w:val="28"/>
         </w:rPr>
-        <w:t xml:space="preserve">Посмотрите на распределение целевой переменной (можете использовать </w:t>
-      </w:r>
-      <w:proofErr w:type="spellStart"/>
-      <w:r>
-        <w:rPr>
-          <w:rFonts w:ascii="Times New Roman" w:hAnsi="Times New Roman" w:cs="Times New Roman"/>
-          <w:sz w:val="28"/>
-          <w:szCs w:val="28"/>
-        </w:rPr>
-        <w:t>sns.distplot</w:t>
-      </w:r>
-      <w:proofErr w:type="spellEnd"/>
-      <w:r>
-        <w:rPr>
-          <w:rFonts w:ascii="Times New Roman" w:hAnsi="Times New Roman" w:cs="Times New Roman"/>
-          <w:sz w:val="28"/>
-          <w:szCs w:val="28"/>
-        </w:rPr>
-        <w:t>).</w:t>
+        <w:t>Так как для решения нашей задачи нужно обучить линейную регрессию, необходимо найти признаки, "наиболее линейно" связанные с целевой переменной, иначе говоря, посмотреть на коэффициент корреляции между п</w:t>
+      </w:r>
+      <w:r>
+        <w:rPr>
+          <w:rFonts w:ascii="Times New Roman" w:hAnsi="Times New Roman" w:cs="Times New Roman"/>
+          <w:sz w:val="28"/>
+          <w:szCs w:val="28"/>
+        </w:rPr>
+        <w:t xml:space="preserve">ризнаками и целевой переменной. Не забудьте </w:t>
+      </w:r>
+      <w:r>
+        <w:rPr>
+          <w:rFonts w:ascii="Times New Roman" w:hAnsi="Times New Roman" w:cs="Times New Roman"/>
+          <w:b/>
+          <w:sz w:val="28"/>
+          <w:szCs w:val="28"/>
+        </w:rPr>
+        <w:t xml:space="preserve">заменить все отсутствующие </w:t>
+      </w:r>
+      <w:r>
+        <w:rPr>
+          <w:rFonts w:ascii="Times New Roman" w:hAnsi="Times New Roman" w:cs="Times New Roman"/>
+          <w:b/>
+          <w:sz w:val="28"/>
+          <w:szCs w:val="28"/>
+        </w:rPr>
+        <w:t xml:space="preserve">числовые </w:t>
+      </w:r>
+      <w:r>
+        <w:rPr>
+          <w:rFonts w:ascii="Times New Roman" w:hAnsi="Times New Roman" w:cs="Times New Roman"/>
+          <w:b/>
+          <w:sz w:val="28"/>
+          <w:szCs w:val="28"/>
+        </w:rPr>
+        <w:t>значения</w:t>
+      </w:r>
+      <w:r>
+        <w:rPr>
+          <w:rFonts w:ascii="Times New Roman" w:hAnsi="Times New Roman" w:cs="Times New Roman"/>
+          <w:sz w:val="28"/>
+          <w:szCs w:val="28"/>
+        </w:rPr>
+        <w:t xml:space="preserve"> (замените на средние).</w:t>
       </w:r>
     </w:p>
     <w:p>
@@ -1204,50 +1263,1031 @@
           <w:sz w:val="28"/>
           <w:szCs w:val="28"/>
         </w:rPr>
-        <w:t>Так как для решения нашей задачи нужно обучить линейную регрессию, необходимо найти признаки, "наиболее линейно" связанные с целевой переменной, иначе говоря, посмотреть на коэффициент корреляции между п</w:t>
-      </w:r>
-      <w:r>
-        <w:rPr>
-          <w:rFonts w:ascii="Times New Roman" w:hAnsi="Times New Roman" w:cs="Times New Roman"/>
-          <w:sz w:val="28"/>
-          <w:szCs w:val="28"/>
-        </w:rPr>
-        <w:t xml:space="preserve">ризнаками и целевой переменной. Не забудьте </w:t>
-      </w:r>
-      <w:r>
-        <w:rPr>
-          <w:rFonts w:ascii="Times New Roman" w:hAnsi="Times New Roman" w:cs="Times New Roman"/>
-          <w:b/>
-          <w:sz w:val="28"/>
-          <w:szCs w:val="28"/>
-        </w:rPr>
-        <w:t xml:space="preserve">заменить все отсутствующие </w:t>
-      </w:r>
-      <w:r>
-        <w:rPr>
-          <w:rFonts w:ascii="Times New Roman" w:hAnsi="Times New Roman" w:cs="Times New Roman"/>
-          <w:b/>
-          <w:sz w:val="28"/>
-          <w:szCs w:val="28"/>
-        </w:rPr>
-        <w:t xml:space="preserve">числовые </w:t>
-      </w:r>
-      <w:r>
-        <w:rPr>
-          <w:rFonts w:ascii="Times New Roman" w:hAnsi="Times New Roman" w:cs="Times New Roman"/>
-          <w:b/>
-          <w:sz w:val="28"/>
-          <w:szCs w:val="28"/>
-        </w:rPr>
-        <w:t>значения</w:t>
-      </w:r>
-      <w:r>
-        <w:rPr>
-          <w:rFonts w:ascii="Times New Roman" w:hAnsi="Times New Roman" w:cs="Times New Roman"/>
-          <w:sz w:val="28"/>
-          <w:szCs w:val="28"/>
-        </w:rPr>
-        <w:t xml:space="preserve"> (замените на средние).</w:t>
+        <w:t xml:space="preserve">Нарисуйте график зависимости целевой переменной от трех самых сильных </w:t>
+      </w:r>
+      <w:r>
+        <w:rPr>
+          <w:rFonts w:ascii="Times New Roman" w:hAnsi="Times New Roman" w:cs="Times New Roman"/>
+          <w:sz w:val="28"/>
+          <w:szCs w:val="28"/>
+        </w:rPr>
+        <w:t xml:space="preserve">непрерывных </w:t>
+      </w:r>
+      <w:r>
+        <w:rPr>
+          <w:rFonts w:ascii="Times New Roman" w:hAnsi="Times New Roman" w:cs="Times New Roman"/>
+          <w:sz w:val="28"/>
+          <w:szCs w:val="28"/>
+        </w:rPr>
+        <w:t>признаков.</w:t>
+      </w:r>
+      <w:r>
+        <w:rPr>
+          <w:rFonts w:ascii="Times New Roman" w:hAnsi="Times New Roman" w:cs="Times New Roman"/>
+          <w:sz w:val="28"/>
+          <w:szCs w:val="28"/>
+        </w:rPr>
+        <w:t xml:space="preserve"> </w:t>
+      </w:r>
+      <w:r>
+        <w:rPr>
+          <w:rFonts w:ascii="Times New Roman" w:hAnsi="Times New Roman" w:cs="Times New Roman"/>
+          <w:sz w:val="28"/>
+          <w:szCs w:val="28"/>
+        </w:rPr>
+        <w:t xml:space="preserve">Обучите модель на трех самых сильных признаках, предскажите результат и рассчитайте ошибку (используйте функцию потерь </w:t>
+      </w:r>
+      <w:r>
+        <w:rPr>
+          <w:rFonts w:ascii="Times New Roman" w:hAnsi="Times New Roman" w:cs="Times New Roman"/>
+          <w:sz w:val="28"/>
+          <w:szCs w:val="28"/>
+          <w:lang w:val="en-US"/>
+        </w:rPr>
+        <w:t>MSE</w:t>
+      </w:r>
+      <w:r>
+        <w:rPr>
+          <w:rFonts w:ascii="Times New Roman" w:hAnsi="Times New Roman" w:cs="Times New Roman"/>
+          <w:sz w:val="28"/>
+          <w:szCs w:val="28"/>
+        </w:rPr>
+        <w:t>)</w:t>
+      </w:r>
+    </w:p>
+    <w:p>
+      <w:pPr>
+        <w:rPr>
+          <w:rFonts w:cs="Times New Roman"/>
+          <w:sz w:val="26"/>
+          <w:szCs w:val="26"/>
+        </w:rPr>
+      </w:pPr>
+    </w:p>
+    <w:p>
+      <w:pPr>
+        <w:jc w:val="center"/>
+        <w:rPr>
+          <w:rFonts w:cs="Times New Roman"/>
+          <w:b/>
+          <w:sz w:val="26"/>
+          <w:szCs w:val="26"/>
+        </w:rPr>
+      </w:pPr>
+    </w:p>
+    <w:p>
+      <w:pPr>
+        <w:jc w:val="center"/>
+        <w:rPr>
+          <w:rFonts w:cs="Times New Roman"/>
+          <w:b/>
+          <w:sz w:val="26"/>
+          <w:szCs w:val="26"/>
+        </w:rPr>
+      </w:pPr>
+    </w:p>
+    <w:p>
+      <w:pPr>
+        <w:jc w:val="center"/>
+        <w:rPr>
+          <w:rFonts w:cs="Times New Roman"/>
+          <w:b/>
+          <w:sz w:val="26"/>
+          <w:szCs w:val="26"/>
+        </w:rPr>
+      </w:pPr>
+    </w:p>
+    <w:p>
+      <w:pPr>
+        <w:jc w:val="center"/>
+        <w:rPr>
+          <w:rFonts w:cs="Times New Roman"/>
+          <w:b/>
+          <w:sz w:val="26"/>
+          <w:szCs w:val="26"/>
+        </w:rPr>
+      </w:pPr>
+    </w:p>
+    <w:p>
+      <w:pPr>
+        <w:jc w:val="center"/>
+        <w:rPr>
+          <w:rFonts w:cs="Times New Roman"/>
+          <w:b/>
+          <w:sz w:val="26"/>
+          <w:szCs w:val="26"/>
+        </w:rPr>
+      </w:pPr>
+      <w:r>
+        <w:rPr>
+          <w:rFonts w:cs="Times New Roman"/>
+          <w:b/>
+          <w:sz w:val="26"/>
+          <w:szCs w:val="26"/>
+        </w:rPr>
+        <w:t xml:space="preserve">Вариант </w:t>
+      </w:r>
+      <w:r>
+        <w:rPr>
+          <w:rFonts w:cs="Times New Roman"/>
+          <w:b/>
+          <w:sz w:val="26"/>
+          <w:szCs w:val="26"/>
+        </w:rPr>
+        <w:t>2</w:t>
+      </w:r>
+    </w:p>
+    <w:p>
+      <w:pPr>
+        <w:jc w:val="center"/>
+        <w:rPr>
+          <w:rFonts w:cs="Times New Roman"/>
+          <w:b/>
+          <w:sz w:val="26"/>
+          <w:szCs w:val="26"/>
+          <w:u w:val="single"/>
+        </w:rPr>
+      </w:pPr>
+      <w:r>
+        <w:rPr>
+          <w:rFonts w:cs="Times New Roman"/>
+          <w:b/>
+          <w:sz w:val="26"/>
+          <w:szCs w:val="26"/>
+          <w:u w:val="single"/>
+        </w:rPr>
+        <w:t xml:space="preserve">Задание 1. </w:t>
+      </w:r>
+      <w:r>
+        <w:rPr>
+          <w:rFonts w:cs="Times New Roman"/>
+          <w:b/>
+          <w:sz w:val="26"/>
+          <w:szCs w:val="26"/>
+          <w:u w:val="single"/>
+        </w:rPr>
+        <w:t>Линейная регрессия для анализа данных</w:t>
+      </w:r>
+    </w:p>
+    <w:p>
+      <w:pPr>
+        <w:pStyle w:val="a5"/>
+        <w:numPr>
+          <w:ilvl w:val="0"/>
+          <w:numId w:val="7"/>
+        </w:numPr>
+        <w:spacing w:after="0" w:line="240" w:lineRule="auto"/>
+        <w:ind w:left="0" w:firstLine="709"/>
+        <w:jc w:val="both"/>
+        <w:rPr>
+          <w:rFonts w:ascii="Times New Roman" w:hAnsi="Times New Roman" w:cs="Times New Roman"/>
+          <w:sz w:val="28"/>
+          <w:szCs w:val="28"/>
+        </w:rPr>
+      </w:pPr>
+      <w:r>
+        <w:rPr>
+          <w:rFonts w:ascii="Times New Roman" w:hAnsi="Times New Roman" w:cs="Times New Roman"/>
+          <w:sz w:val="28"/>
+          <w:szCs w:val="28"/>
+        </w:rPr>
+        <w:t xml:space="preserve">Сгенерировать данные (50 </w:t>
+      </w:r>
+      <w:r>
+        <w:rPr>
+          <w:rFonts w:ascii="Times New Roman" w:hAnsi="Times New Roman" w:cs="Times New Roman"/>
+          <w:sz w:val="28"/>
+          <w:szCs w:val="28"/>
+        </w:rPr>
+        <w:t>элементов в диапазоне -10 до 10</w:t>
+      </w:r>
+      <w:r>
+        <w:rPr>
+          <w:rFonts w:ascii="Times New Roman" w:hAnsi="Times New Roman" w:cs="Times New Roman"/>
+          <w:sz w:val="28"/>
+          <w:szCs w:val="28"/>
+        </w:rPr>
+        <w:t>) с некоторым шумом для тестирования модели</w:t>
+      </w:r>
+      <w:r>
+        <w:rPr>
+          <w:rFonts w:ascii="Times New Roman" w:hAnsi="Times New Roman" w:cs="Times New Roman"/>
+          <w:sz w:val="28"/>
+          <w:szCs w:val="28"/>
+        </w:rPr>
+        <w:t xml:space="preserve"> и записать их в </w:t>
+      </w:r>
+      <w:proofErr w:type="spellStart"/>
+      <w:r>
+        <w:rPr>
+          <w:rFonts w:ascii="Times New Roman" w:hAnsi="Times New Roman" w:cs="Times New Roman"/>
+          <w:sz w:val="28"/>
+          <w:szCs w:val="28"/>
+        </w:rPr>
+        <w:t>датасэт</w:t>
+      </w:r>
+      <w:proofErr w:type="spellEnd"/>
+      <w:r>
+        <w:rPr>
+          <w:rFonts w:ascii="Times New Roman" w:hAnsi="Times New Roman" w:cs="Times New Roman"/>
+          <w:sz w:val="28"/>
+          <w:szCs w:val="28"/>
+        </w:rPr>
+        <w:t xml:space="preserve">. Данные должны описываться линейной формулой: </w:t>
+      </w:r>
+      <w:r>
+        <w:rPr>
+          <w:rFonts w:ascii="Times New Roman" w:hAnsi="Times New Roman" w:cs="Times New Roman"/>
+          <w:b/>
+          <w:sz w:val="28"/>
+          <w:szCs w:val="28"/>
+        </w:rPr>
+        <w:t>-</w:t>
+      </w:r>
+      <w:r>
+        <w:rPr>
+          <w:rFonts w:ascii="Times New Roman" w:hAnsi="Times New Roman" w:cs="Times New Roman"/>
+          <w:b/>
+          <w:sz w:val="28"/>
+          <w:szCs w:val="28"/>
+        </w:rPr>
+        <w:t>7*Х - 13.</w:t>
+      </w:r>
+    </w:p>
+    <w:p>
+      <w:pPr>
+        <w:pStyle w:val="a5"/>
+        <w:numPr>
+          <w:ilvl w:val="0"/>
+          <w:numId w:val="7"/>
+        </w:numPr>
+        <w:spacing w:after="0" w:line="240" w:lineRule="auto"/>
+        <w:ind w:left="0" w:firstLine="709"/>
+        <w:jc w:val="both"/>
+        <w:rPr>
+          <w:rFonts w:ascii="Times New Roman" w:hAnsi="Times New Roman" w:cs="Times New Roman"/>
+          <w:sz w:val="28"/>
+          <w:szCs w:val="28"/>
+        </w:rPr>
+      </w:pPr>
+      <w:r>
+        <w:rPr>
+          <w:rFonts w:ascii="Times New Roman" w:hAnsi="Times New Roman" w:cs="Times New Roman"/>
+          <w:sz w:val="28"/>
+          <w:szCs w:val="28"/>
+        </w:rPr>
+        <w:t xml:space="preserve">Разделите данные на обучающую и тестовую </w:t>
+      </w:r>
+      <w:proofErr w:type="spellStart"/>
+      <w:r>
+        <w:rPr>
+          <w:rFonts w:ascii="Times New Roman" w:hAnsi="Times New Roman" w:cs="Times New Roman"/>
+          <w:sz w:val="28"/>
+          <w:szCs w:val="28"/>
+        </w:rPr>
+        <w:t>подвыборки</w:t>
+      </w:r>
+      <w:proofErr w:type="spellEnd"/>
+      <w:r>
+        <w:rPr>
+          <w:rFonts w:ascii="Times New Roman" w:hAnsi="Times New Roman" w:cs="Times New Roman"/>
+          <w:sz w:val="28"/>
+          <w:szCs w:val="28"/>
+        </w:rPr>
+        <w:t xml:space="preserve"> </w:t>
+      </w:r>
+      <w:r>
+        <w:rPr>
+          <w:rFonts w:ascii="Times New Roman" w:hAnsi="Times New Roman" w:cs="Times New Roman"/>
+          <w:sz w:val="28"/>
+          <w:szCs w:val="28"/>
+        </w:rPr>
+        <w:t xml:space="preserve">(размер </w:t>
+      </w:r>
+      <w:r>
+        <w:rPr>
+          <w:rFonts w:ascii="Times New Roman" w:hAnsi="Times New Roman" w:cs="Times New Roman"/>
+          <w:sz w:val="28"/>
+          <w:szCs w:val="28"/>
+          <w:lang w:val="en-US"/>
+        </w:rPr>
+        <w:t>train</w:t>
+      </w:r>
+      <w:r>
+        <w:rPr>
+          <w:rFonts w:ascii="Times New Roman" w:hAnsi="Times New Roman" w:cs="Times New Roman"/>
+          <w:sz w:val="28"/>
+          <w:szCs w:val="28"/>
+        </w:rPr>
+        <w:t xml:space="preserve"> </w:t>
+      </w:r>
+      <w:r>
+        <w:rPr>
+          <w:rFonts w:ascii="Times New Roman" w:hAnsi="Times New Roman" w:cs="Times New Roman"/>
+          <w:sz w:val="28"/>
+          <w:szCs w:val="28"/>
+        </w:rPr>
+        <w:t>выборки=</w:t>
+      </w:r>
+      <w:r>
+        <w:rPr>
+          <w:rFonts w:ascii="Times New Roman" w:hAnsi="Times New Roman" w:cs="Times New Roman"/>
+          <w:sz w:val="28"/>
+          <w:szCs w:val="28"/>
+        </w:rPr>
+        <w:t>3</w:t>
+      </w:r>
+      <w:r>
+        <w:rPr>
+          <w:rFonts w:ascii="Times New Roman" w:hAnsi="Times New Roman" w:cs="Times New Roman"/>
+          <w:sz w:val="28"/>
+          <w:szCs w:val="28"/>
+        </w:rPr>
+        <w:t xml:space="preserve">0%) </w:t>
+      </w:r>
+      <w:r>
+        <w:rPr>
+          <w:rFonts w:ascii="Times New Roman" w:hAnsi="Times New Roman" w:cs="Times New Roman"/>
+          <w:sz w:val="28"/>
+          <w:szCs w:val="28"/>
+        </w:rPr>
+        <w:t xml:space="preserve">и визуализируйте данные с помощью </w:t>
+      </w:r>
+      <w:proofErr w:type="spellStart"/>
+      <w:r>
+        <w:rPr>
+          <w:rFonts w:ascii="Times New Roman" w:hAnsi="Times New Roman" w:cs="Times New Roman"/>
+          <w:b/>
+          <w:sz w:val="28"/>
+          <w:szCs w:val="28"/>
+          <w:lang w:val="en-US"/>
+        </w:rPr>
+        <w:t>plt</w:t>
+      </w:r>
+      <w:proofErr w:type="spellEnd"/>
+      <w:r>
+        <w:rPr>
+          <w:rFonts w:ascii="Times New Roman" w:hAnsi="Times New Roman" w:cs="Times New Roman"/>
+          <w:b/>
+          <w:sz w:val="28"/>
+          <w:szCs w:val="28"/>
+        </w:rPr>
+        <w:t>.</w:t>
+      </w:r>
+      <w:r>
+        <w:rPr>
+          <w:rFonts w:ascii="Times New Roman" w:hAnsi="Times New Roman" w:cs="Times New Roman"/>
+          <w:b/>
+          <w:sz w:val="28"/>
+          <w:szCs w:val="28"/>
+          <w:lang w:val="en-US"/>
+        </w:rPr>
+        <w:t>scatter</w:t>
+      </w:r>
+      <w:r>
+        <w:rPr>
+          <w:rFonts w:ascii="Times New Roman" w:hAnsi="Times New Roman" w:cs="Times New Roman"/>
+          <w:sz w:val="28"/>
+          <w:szCs w:val="28"/>
+        </w:rPr>
+        <w:t xml:space="preserve"> (</w:t>
+      </w:r>
+      <w:r>
+        <w:rPr>
+          <w:rFonts w:ascii="Times New Roman" w:hAnsi="Times New Roman" w:cs="Times New Roman"/>
+          <w:sz w:val="28"/>
+          <w:szCs w:val="28"/>
+          <w:lang w:val="en-US"/>
+        </w:rPr>
+        <w:t>train</w:t>
+      </w:r>
+      <w:r>
+        <w:rPr>
+          <w:rFonts w:ascii="Times New Roman" w:hAnsi="Times New Roman" w:cs="Times New Roman"/>
+          <w:sz w:val="28"/>
+          <w:szCs w:val="28"/>
+        </w:rPr>
+        <w:t xml:space="preserve"> и </w:t>
+      </w:r>
+      <w:r>
+        <w:rPr>
+          <w:rFonts w:ascii="Times New Roman" w:hAnsi="Times New Roman" w:cs="Times New Roman"/>
+          <w:sz w:val="28"/>
+          <w:szCs w:val="28"/>
+          <w:lang w:val="en-US"/>
+        </w:rPr>
+        <w:t>test</w:t>
+      </w:r>
+      <w:r>
+        <w:rPr>
+          <w:rFonts w:ascii="Times New Roman" w:hAnsi="Times New Roman" w:cs="Times New Roman"/>
+          <w:sz w:val="28"/>
+          <w:szCs w:val="28"/>
+        </w:rPr>
+        <w:t xml:space="preserve"> разными цветами) и </w:t>
+      </w:r>
+      <w:proofErr w:type="spellStart"/>
+      <w:r>
+        <w:rPr>
+          <w:rFonts w:ascii="Times New Roman" w:hAnsi="Times New Roman" w:cs="Times New Roman"/>
+          <w:b/>
+          <w:sz w:val="28"/>
+          <w:szCs w:val="28"/>
+          <w:lang w:val="en-US"/>
+        </w:rPr>
+        <w:t>plt</w:t>
+      </w:r>
+      <w:proofErr w:type="spellEnd"/>
+      <w:r>
+        <w:rPr>
+          <w:rFonts w:ascii="Times New Roman" w:hAnsi="Times New Roman" w:cs="Times New Roman"/>
+          <w:b/>
+          <w:sz w:val="28"/>
+          <w:szCs w:val="28"/>
+        </w:rPr>
+        <w:t>.</w:t>
+      </w:r>
+      <w:r>
+        <w:rPr>
+          <w:rFonts w:ascii="Times New Roman" w:hAnsi="Times New Roman" w:cs="Times New Roman"/>
+          <w:b/>
+          <w:sz w:val="28"/>
+          <w:szCs w:val="28"/>
+          <w:lang w:val="en-US"/>
+        </w:rPr>
+        <w:t>plot</w:t>
+      </w:r>
+      <w:r>
+        <w:rPr>
+          <w:rFonts w:ascii="Times New Roman" w:hAnsi="Times New Roman" w:cs="Times New Roman"/>
+          <w:sz w:val="28"/>
+          <w:szCs w:val="28"/>
+        </w:rPr>
+        <w:t>.</w:t>
+      </w:r>
+      <w:r>
+        <w:rPr>
+          <w:rFonts w:ascii="Times New Roman" w:hAnsi="Times New Roman" w:cs="Times New Roman"/>
+          <w:sz w:val="28"/>
+          <w:szCs w:val="28"/>
+        </w:rPr>
+        <w:t xml:space="preserve"> Выведите легенду и заголовок.</w:t>
+      </w:r>
+    </w:p>
+    <w:p>
+      <w:pPr>
+        <w:pStyle w:val="a5"/>
+        <w:numPr>
+          <w:ilvl w:val="0"/>
+          <w:numId w:val="7"/>
+        </w:numPr>
+        <w:spacing w:after="0" w:line="240" w:lineRule="auto"/>
+        <w:ind w:left="0" w:firstLine="709"/>
+        <w:jc w:val="both"/>
+        <w:rPr>
+          <w:rFonts w:ascii="Times New Roman" w:hAnsi="Times New Roman" w:cs="Times New Roman"/>
+          <w:sz w:val="28"/>
+          <w:szCs w:val="28"/>
+        </w:rPr>
+      </w:pPr>
+      <w:r>
+        <w:rPr>
+          <w:rFonts w:ascii="Times New Roman" w:hAnsi="Times New Roman" w:cs="Times New Roman"/>
+          <w:sz w:val="28"/>
+          <w:szCs w:val="28"/>
+        </w:rPr>
+        <w:t xml:space="preserve">Создайте объект класса </w:t>
+      </w:r>
+      <w:proofErr w:type="spellStart"/>
+      <w:r>
+        <w:rPr>
+          <w:rFonts w:ascii="Times New Roman" w:hAnsi="Times New Roman" w:cs="Times New Roman"/>
+          <w:sz w:val="28"/>
+          <w:szCs w:val="28"/>
+        </w:rPr>
+        <w:t>LinearRegression</w:t>
+      </w:r>
+      <w:proofErr w:type="spellEnd"/>
+      <w:r>
+        <w:rPr>
+          <w:rFonts w:ascii="Times New Roman" w:hAnsi="Times New Roman" w:cs="Times New Roman"/>
+          <w:sz w:val="28"/>
+          <w:szCs w:val="28"/>
+        </w:rPr>
+        <w:t xml:space="preserve"> и обучите ее на </w:t>
+      </w:r>
+      <w:r>
+        <w:rPr>
+          <w:rFonts w:ascii="Times New Roman" w:hAnsi="Times New Roman" w:cs="Times New Roman"/>
+          <w:sz w:val="28"/>
+          <w:szCs w:val="28"/>
+          <w:lang w:val="en-US"/>
+        </w:rPr>
+        <w:t>train</w:t>
+      </w:r>
+      <w:r>
+        <w:rPr>
+          <w:rFonts w:ascii="Times New Roman" w:hAnsi="Times New Roman" w:cs="Times New Roman"/>
+          <w:sz w:val="28"/>
+          <w:szCs w:val="28"/>
+        </w:rPr>
+        <w:t xml:space="preserve"> </w:t>
+      </w:r>
+      <w:proofErr w:type="spellStart"/>
+      <w:r>
+        <w:rPr>
+          <w:rFonts w:ascii="Times New Roman" w:hAnsi="Times New Roman" w:cs="Times New Roman"/>
+          <w:sz w:val="28"/>
+          <w:szCs w:val="28"/>
+        </w:rPr>
+        <w:t>подвыборке</w:t>
+      </w:r>
+      <w:proofErr w:type="spellEnd"/>
+      <w:r>
+        <w:rPr>
+          <w:rFonts w:ascii="Times New Roman" w:hAnsi="Times New Roman" w:cs="Times New Roman"/>
+          <w:sz w:val="28"/>
+          <w:szCs w:val="28"/>
+        </w:rPr>
+        <w:t xml:space="preserve">. Предскажите результаты </w:t>
+      </w:r>
+      <w:r>
+        <w:rPr>
+          <w:rFonts w:ascii="Times New Roman" w:hAnsi="Times New Roman" w:cs="Times New Roman"/>
+          <w:sz w:val="28"/>
+          <w:szCs w:val="28"/>
+          <w:lang w:val="en-US"/>
+        </w:rPr>
+        <w:t>test</w:t>
+      </w:r>
+      <w:r>
+        <w:rPr>
+          <w:rFonts w:ascii="Times New Roman" w:hAnsi="Times New Roman" w:cs="Times New Roman"/>
+          <w:sz w:val="28"/>
+          <w:szCs w:val="28"/>
+        </w:rPr>
+        <w:t xml:space="preserve"> </w:t>
+      </w:r>
+      <w:proofErr w:type="spellStart"/>
+      <w:r>
+        <w:rPr>
+          <w:rFonts w:ascii="Times New Roman" w:hAnsi="Times New Roman" w:cs="Times New Roman"/>
+          <w:sz w:val="28"/>
+          <w:szCs w:val="28"/>
+        </w:rPr>
+        <w:t>подвыборки</w:t>
+      </w:r>
+      <w:proofErr w:type="spellEnd"/>
+      <w:r>
+        <w:rPr>
+          <w:rFonts w:ascii="Times New Roman" w:hAnsi="Times New Roman" w:cs="Times New Roman"/>
+          <w:sz w:val="28"/>
+          <w:szCs w:val="28"/>
+        </w:rPr>
+        <w:t xml:space="preserve"> и визуализируйте предсказанную линейную прямую с помощью графика</w:t>
+      </w:r>
+    </w:p>
+    <w:p>
+      <w:pPr>
+        <w:pStyle w:val="a5"/>
+        <w:numPr>
+          <w:ilvl w:val="0"/>
+          <w:numId w:val="7"/>
+        </w:numPr>
+        <w:spacing w:after="0" w:line="240" w:lineRule="auto"/>
+        <w:ind w:left="0" w:firstLine="709"/>
+        <w:jc w:val="both"/>
+        <w:rPr>
+          <w:rFonts w:ascii="Times New Roman" w:hAnsi="Times New Roman" w:cs="Times New Roman"/>
+          <w:sz w:val="28"/>
+          <w:szCs w:val="28"/>
+        </w:rPr>
+      </w:pPr>
+      <w:r>
+        <w:rPr>
+          <w:rFonts w:ascii="Times New Roman" w:hAnsi="Times New Roman" w:cs="Times New Roman"/>
+          <w:sz w:val="28"/>
+          <w:szCs w:val="28"/>
+        </w:rPr>
+        <w:t xml:space="preserve">Скажите, на сколько ошиблась модель </w:t>
+      </w:r>
+      <w:r>
+        <w:rPr>
+          <w:rFonts w:ascii="Times New Roman" w:hAnsi="Times New Roman" w:cs="Times New Roman"/>
+          <w:sz w:val="28"/>
+          <w:szCs w:val="28"/>
+        </w:rPr>
+        <w:t xml:space="preserve">на </w:t>
+      </w:r>
+      <w:r>
+        <w:rPr>
+          <w:rFonts w:ascii="Times New Roman" w:hAnsi="Times New Roman" w:cs="Times New Roman"/>
+          <w:sz w:val="28"/>
+          <w:szCs w:val="28"/>
+          <w:lang w:val="en-US"/>
+        </w:rPr>
+        <w:t>train</w:t>
+      </w:r>
+      <w:r>
+        <w:rPr>
+          <w:rFonts w:ascii="Times New Roman" w:hAnsi="Times New Roman" w:cs="Times New Roman"/>
+          <w:sz w:val="28"/>
+          <w:szCs w:val="28"/>
+        </w:rPr>
+        <w:t xml:space="preserve"> </w:t>
+      </w:r>
+      <w:r>
+        <w:rPr>
+          <w:rFonts w:ascii="Times New Roman" w:hAnsi="Times New Roman" w:cs="Times New Roman"/>
+          <w:sz w:val="28"/>
+          <w:szCs w:val="28"/>
+        </w:rPr>
+        <w:t xml:space="preserve">и </w:t>
+      </w:r>
+      <w:r>
+        <w:rPr>
+          <w:rFonts w:ascii="Times New Roman" w:hAnsi="Times New Roman" w:cs="Times New Roman"/>
+          <w:sz w:val="28"/>
+          <w:szCs w:val="28"/>
+          <w:lang w:val="en-US"/>
+        </w:rPr>
+        <w:t>test</w:t>
+      </w:r>
+      <w:r>
+        <w:rPr>
+          <w:rFonts w:ascii="Times New Roman" w:hAnsi="Times New Roman" w:cs="Times New Roman"/>
+          <w:sz w:val="28"/>
+          <w:szCs w:val="28"/>
+        </w:rPr>
+        <w:t xml:space="preserve"> </w:t>
+      </w:r>
+      <w:r>
+        <w:rPr>
+          <w:rFonts w:ascii="Times New Roman" w:hAnsi="Times New Roman" w:cs="Times New Roman"/>
+          <w:sz w:val="28"/>
+          <w:szCs w:val="28"/>
+        </w:rPr>
+        <w:t xml:space="preserve">выборках </w:t>
+      </w:r>
+      <w:r>
+        <w:rPr>
+          <w:rFonts w:ascii="Times New Roman" w:hAnsi="Times New Roman" w:cs="Times New Roman"/>
+          <w:sz w:val="28"/>
+          <w:szCs w:val="28"/>
+        </w:rPr>
+        <w:t xml:space="preserve">в своих предсказаниях. Используйте функцию потерь </w:t>
+      </w:r>
+      <w:r>
+        <w:rPr>
+          <w:rFonts w:ascii="Times New Roman" w:hAnsi="Times New Roman" w:cs="Times New Roman"/>
+          <w:sz w:val="28"/>
+          <w:szCs w:val="28"/>
+          <w:lang w:val="en-US"/>
+        </w:rPr>
+        <w:t>MSE</w:t>
+      </w:r>
+      <w:r>
+        <w:rPr>
+          <w:rFonts w:ascii="Times New Roman" w:hAnsi="Times New Roman" w:cs="Times New Roman"/>
+          <w:sz w:val="28"/>
+          <w:szCs w:val="28"/>
+        </w:rPr>
+        <w:t>.</w:t>
+      </w:r>
+    </w:p>
+    <w:p>
+      <w:pPr>
+        <w:rPr>
+          <w:rFonts w:cs="Times New Roman"/>
+          <w:bCs/>
+          <w:szCs w:val="28"/>
+        </w:rPr>
+      </w:pPr>
+    </w:p>
+    <w:p>
+      <w:pPr>
+        <w:jc w:val="center"/>
+        <w:rPr>
+          <w:rFonts w:cs="Times New Roman"/>
+          <w:b/>
+          <w:sz w:val="26"/>
+          <w:szCs w:val="26"/>
+          <w:u w:val="single"/>
+        </w:rPr>
+      </w:pPr>
+      <w:r>
+        <w:rPr>
+          <w:rFonts w:cs="Times New Roman"/>
+          <w:b/>
+          <w:sz w:val="26"/>
+          <w:szCs w:val="26"/>
+          <w:u w:val="single"/>
+        </w:rPr>
+        <w:t xml:space="preserve">Задание </w:t>
+      </w:r>
+      <w:r>
+        <w:rPr>
+          <w:rFonts w:cs="Times New Roman"/>
+          <w:b/>
+          <w:sz w:val="26"/>
+          <w:szCs w:val="26"/>
+          <w:u w:val="single"/>
+        </w:rPr>
+        <w:t>2</w:t>
+      </w:r>
+      <w:r>
+        <w:rPr>
+          <w:rFonts w:cs="Times New Roman"/>
+          <w:b/>
+          <w:sz w:val="26"/>
+          <w:szCs w:val="26"/>
+          <w:u w:val="single"/>
+        </w:rPr>
+        <w:t xml:space="preserve">. </w:t>
+      </w:r>
+      <w:r>
+        <w:rPr>
+          <w:rFonts w:cs="Times New Roman"/>
+          <w:b/>
+          <w:sz w:val="26"/>
+          <w:szCs w:val="26"/>
+          <w:u w:val="single"/>
+        </w:rPr>
+        <w:t>Градиентная оптимизация линейной регрессии</w:t>
+      </w:r>
+    </w:p>
+    <w:p>
+      <w:pPr>
+        <w:pStyle w:val="a5"/>
+        <w:numPr>
+          <w:ilvl w:val="0"/>
+          <w:numId w:val="7"/>
+        </w:numPr>
+        <w:spacing w:after="0" w:line="240" w:lineRule="auto"/>
+        <w:ind w:left="0" w:firstLine="709"/>
+        <w:jc w:val="both"/>
+        <w:rPr>
+          <w:rFonts w:ascii="Times New Roman" w:hAnsi="Times New Roman" w:cs="Times New Roman"/>
+          <w:sz w:val="28"/>
+          <w:szCs w:val="28"/>
+        </w:rPr>
+      </w:pPr>
+      <w:r>
+        <w:rPr>
+          <w:rFonts w:ascii="Times New Roman" w:hAnsi="Times New Roman" w:cs="Times New Roman"/>
+          <w:sz w:val="28"/>
+          <w:szCs w:val="28"/>
+        </w:rPr>
+        <w:t>Создайте</w:t>
+      </w:r>
+      <w:r>
+        <w:rPr>
+          <w:rFonts w:ascii="Times New Roman" w:hAnsi="Times New Roman" w:cs="Times New Roman"/>
+          <w:sz w:val="28"/>
+          <w:szCs w:val="28"/>
+        </w:rPr>
+        <w:t xml:space="preserve"> </w:t>
+      </w:r>
+      <w:r>
+        <w:rPr>
+          <w:rFonts w:ascii="Times New Roman" w:hAnsi="Times New Roman" w:cs="Times New Roman"/>
+          <w:sz w:val="28"/>
+          <w:szCs w:val="28"/>
+        </w:rPr>
+        <w:t xml:space="preserve">объект класса </w:t>
+      </w:r>
+      <w:proofErr w:type="spellStart"/>
+      <w:r>
+        <w:rPr>
+          <w:rFonts w:ascii="Times New Roman" w:hAnsi="Times New Roman" w:cs="Times New Roman"/>
+          <w:sz w:val="28"/>
+          <w:szCs w:val="28"/>
+        </w:rPr>
+        <w:t>SGDRegressor</w:t>
+      </w:r>
+      <w:proofErr w:type="spellEnd"/>
+      <w:r>
+        <w:rPr>
+          <w:rFonts w:ascii="Times New Roman" w:hAnsi="Times New Roman" w:cs="Times New Roman"/>
+          <w:sz w:val="28"/>
+          <w:szCs w:val="28"/>
+        </w:rPr>
+        <w:t xml:space="preserve"> и обучите ее на </w:t>
+      </w:r>
+      <w:proofErr w:type="spellStart"/>
+      <w:r>
+        <w:rPr>
+          <w:rFonts w:ascii="Times New Roman" w:hAnsi="Times New Roman" w:cs="Times New Roman"/>
+          <w:sz w:val="28"/>
+          <w:szCs w:val="28"/>
+        </w:rPr>
+        <w:t>train</w:t>
+      </w:r>
+      <w:proofErr w:type="spellEnd"/>
+      <w:r>
+        <w:rPr>
+          <w:rFonts w:ascii="Times New Roman" w:hAnsi="Times New Roman" w:cs="Times New Roman"/>
+          <w:sz w:val="28"/>
+          <w:szCs w:val="28"/>
+        </w:rPr>
+        <w:t xml:space="preserve"> выборке</w:t>
+      </w:r>
+      <w:r>
+        <w:rPr>
+          <w:rFonts w:ascii="Times New Roman" w:hAnsi="Times New Roman" w:cs="Times New Roman"/>
+          <w:sz w:val="28"/>
+          <w:szCs w:val="28"/>
+        </w:rPr>
+        <w:t xml:space="preserve"> из предыдущего задания. </w:t>
+      </w:r>
+      <w:r>
+        <w:rPr>
+          <w:rFonts w:ascii="Times New Roman" w:hAnsi="Times New Roman" w:cs="Times New Roman"/>
+          <w:sz w:val="28"/>
+          <w:szCs w:val="28"/>
+        </w:rPr>
+        <w:t xml:space="preserve">Предскажите результаты </w:t>
+      </w:r>
+      <w:proofErr w:type="spellStart"/>
+      <w:r>
+        <w:rPr>
+          <w:rFonts w:ascii="Times New Roman" w:hAnsi="Times New Roman" w:cs="Times New Roman"/>
+          <w:sz w:val="28"/>
+          <w:szCs w:val="28"/>
+        </w:rPr>
+        <w:t>test</w:t>
+      </w:r>
+      <w:proofErr w:type="spellEnd"/>
+      <w:r>
+        <w:rPr>
+          <w:rFonts w:ascii="Times New Roman" w:hAnsi="Times New Roman" w:cs="Times New Roman"/>
+          <w:sz w:val="28"/>
+          <w:szCs w:val="28"/>
+        </w:rPr>
+        <w:t xml:space="preserve"> выборки</w:t>
+      </w:r>
+      <w:r>
+        <w:rPr>
+          <w:rFonts w:ascii="Times New Roman" w:hAnsi="Times New Roman" w:cs="Times New Roman"/>
+          <w:sz w:val="28"/>
+          <w:szCs w:val="28"/>
+        </w:rPr>
+        <w:t>.</w:t>
+      </w:r>
+    </w:p>
+    <w:p>
+      <w:pPr>
+        <w:pStyle w:val="a5"/>
+        <w:numPr>
+          <w:ilvl w:val="0"/>
+          <w:numId w:val="7"/>
+        </w:numPr>
+        <w:spacing w:after="0" w:line="240" w:lineRule="auto"/>
+        <w:ind w:left="0" w:firstLine="709"/>
+        <w:jc w:val="both"/>
+        <w:rPr>
+          <w:rFonts w:ascii="Times New Roman" w:hAnsi="Times New Roman" w:cs="Times New Roman"/>
+          <w:sz w:val="28"/>
+          <w:szCs w:val="28"/>
+        </w:rPr>
+      </w:pPr>
+      <w:r>
+        <w:rPr>
+          <w:rFonts w:ascii="Times New Roman" w:hAnsi="Times New Roman" w:cs="Times New Roman"/>
+          <w:sz w:val="28"/>
+          <w:szCs w:val="28"/>
+        </w:rPr>
+        <w:t xml:space="preserve">Скажите, на сколько ошиблась модель в своих предсказаниях. Используйте функцию потерь </w:t>
+      </w:r>
+      <w:r>
+        <w:rPr>
+          <w:rFonts w:ascii="Times New Roman" w:hAnsi="Times New Roman" w:cs="Times New Roman"/>
+          <w:sz w:val="28"/>
+          <w:szCs w:val="28"/>
+        </w:rPr>
+        <w:t>MSE.</w:t>
+      </w:r>
+    </w:p>
+    <w:p>
+      <w:pPr>
+        <w:pStyle w:val="a5"/>
+        <w:numPr>
+          <w:ilvl w:val="0"/>
+          <w:numId w:val="7"/>
+        </w:numPr>
+        <w:spacing w:line="240" w:lineRule="auto"/>
+        <w:ind w:left="0" w:firstLine="709"/>
+        <w:jc w:val="both"/>
+        <w:rPr>
+          <w:rFonts w:ascii="Times New Roman" w:hAnsi="Times New Roman" w:cs="Times New Roman"/>
+          <w:sz w:val="28"/>
+          <w:szCs w:val="28"/>
+        </w:rPr>
+      </w:pPr>
+      <w:r>
+        <w:rPr>
+          <w:rFonts w:ascii="Times New Roman" w:hAnsi="Times New Roman" w:cs="Times New Roman"/>
+          <w:sz w:val="28"/>
+          <w:szCs w:val="28"/>
+        </w:rPr>
+        <w:t>Выведите коэффициент, который регрессия рассчитала для свободного члена в функции</w:t>
+      </w:r>
+      <w:r>
+        <w:rPr>
+          <w:rFonts w:ascii="Times New Roman" w:hAnsi="Times New Roman" w:cs="Times New Roman"/>
+          <w:sz w:val="28"/>
+          <w:szCs w:val="28"/>
+        </w:rPr>
+        <w:t xml:space="preserve"> (</w:t>
+      </w:r>
+      <w:r>
+        <w:rPr>
+          <w:rFonts w:ascii="Times New Roman" w:hAnsi="Times New Roman" w:cs="Times New Roman"/>
+          <w:b/>
+          <w:sz w:val="28"/>
+          <w:szCs w:val="28"/>
+        </w:rPr>
+        <w:t>.</w:t>
+      </w:r>
+      <w:proofErr w:type="spellStart"/>
+      <w:r>
+        <w:rPr>
+          <w:rFonts w:ascii="Times New Roman" w:hAnsi="Times New Roman" w:cs="Times New Roman"/>
+          <w:b/>
+          <w:sz w:val="28"/>
+          <w:szCs w:val="28"/>
+        </w:rPr>
+        <w:t>intercept_</w:t>
+      </w:r>
+      <w:proofErr w:type="spellEnd"/>
+      <w:r>
+        <w:rPr>
+          <w:rFonts w:ascii="Times New Roman" w:hAnsi="Times New Roman" w:cs="Times New Roman"/>
+          <w:sz w:val="28"/>
+          <w:szCs w:val="28"/>
+        </w:rPr>
+        <w:t>)</w:t>
+      </w:r>
+    </w:p>
+    <w:p>
+      <w:pPr>
+        <w:rPr>
+          <w:rFonts w:cs="Times New Roman"/>
+          <w:bCs/>
+          <w:szCs w:val="28"/>
+        </w:rPr>
+      </w:pPr>
+    </w:p>
+    <w:p>
+      <w:pPr>
+        <w:jc w:val="center"/>
+        <w:rPr>
+          <w:rFonts w:cs="Times New Roman"/>
+          <w:b/>
+          <w:sz w:val="26"/>
+          <w:szCs w:val="26"/>
+          <w:u w:val="single"/>
+        </w:rPr>
+      </w:pPr>
+      <w:r>
+        <w:rPr>
+          <w:rFonts w:cs="Times New Roman"/>
+          <w:b/>
+          <w:sz w:val="26"/>
+          <w:szCs w:val="26"/>
+          <w:u w:val="single"/>
+        </w:rPr>
+        <w:t xml:space="preserve">Задание </w:t>
+      </w:r>
+      <w:r>
+        <w:rPr>
+          <w:rFonts w:cs="Times New Roman"/>
+          <w:b/>
+          <w:sz w:val="26"/>
+          <w:szCs w:val="26"/>
+          <w:u w:val="single"/>
+        </w:rPr>
+        <w:t>3</w:t>
+      </w:r>
+      <w:r>
+        <w:rPr>
+          <w:rFonts w:cs="Times New Roman"/>
+          <w:b/>
+          <w:sz w:val="26"/>
+          <w:szCs w:val="26"/>
+          <w:u w:val="single"/>
+        </w:rPr>
+        <w:t xml:space="preserve">. </w:t>
+      </w:r>
+      <w:r>
+        <w:rPr>
+          <w:rFonts w:cs="Times New Roman"/>
+          <w:b/>
+          <w:sz w:val="26"/>
+          <w:szCs w:val="26"/>
+          <w:u w:val="single"/>
+        </w:rPr>
+        <w:t>Предсказание данных с помощью моделей линейной регрессии</w:t>
       </w:r>
     </w:p>
     <w:p>
@@ -1272,23 +2312,117 @@
           <w:sz w:val="28"/>
           <w:szCs w:val="28"/>
         </w:rPr>
-        <w:t xml:space="preserve">Нарисуйте график зависимости целевой переменной от трех самых сильных </w:t>
-      </w:r>
-      <w:r>
-        <w:rPr>
-          <w:rFonts w:ascii="Times New Roman" w:hAnsi="Times New Roman" w:cs="Times New Roman"/>
-          <w:sz w:val="28"/>
-          <w:szCs w:val="28"/>
-        </w:rPr>
-        <w:t xml:space="preserve">непрерывных </w:t>
-      </w:r>
-      <w:r>
-        <w:rPr>
-          <w:rFonts w:ascii="Times New Roman" w:hAnsi="Times New Roman" w:cs="Times New Roman"/>
-          <w:sz w:val="28"/>
-          <w:szCs w:val="28"/>
-        </w:rPr>
-        <w:t>признаков.</w:t>
+        <w:t xml:space="preserve">Загрузите данные </w:t>
+      </w:r>
+      <w:r>
+        <w:rPr>
+          <w:rFonts w:ascii="Times New Roman" w:hAnsi="Times New Roman" w:cs="Times New Roman"/>
+          <w:b/>
+          <w:sz w:val="28"/>
+          <w:szCs w:val="28"/>
+          <w:lang w:val="en-US"/>
+        </w:rPr>
+        <w:t>data</w:t>
+      </w:r>
+      <w:r>
+        <w:rPr>
+          <w:rFonts w:ascii="Times New Roman" w:hAnsi="Times New Roman" w:cs="Times New Roman"/>
+          <w:b/>
+          <w:sz w:val="28"/>
+          <w:szCs w:val="28"/>
+        </w:rPr>
+        <w:t>.</w:t>
+      </w:r>
+      <w:proofErr w:type="spellStart"/>
+      <w:r>
+        <w:rPr>
+          <w:rFonts w:ascii="Times New Roman" w:hAnsi="Times New Roman" w:cs="Times New Roman"/>
+          <w:b/>
+          <w:sz w:val="28"/>
+          <w:szCs w:val="28"/>
+          <w:lang w:val="en-US"/>
+        </w:rPr>
+        <w:t>csv</w:t>
+      </w:r>
+      <w:proofErr w:type="spellEnd"/>
+      <w:r>
+        <w:rPr>
+          <w:rFonts w:ascii="Times New Roman" w:hAnsi="Times New Roman" w:cs="Times New Roman"/>
+          <w:sz w:val="28"/>
+          <w:szCs w:val="28"/>
+        </w:rPr>
+        <w:t xml:space="preserve">, в котором требовалось предсказать стоимость жилья. Узнайте, сколько строк и столбцов в этом </w:t>
+      </w:r>
+      <w:proofErr w:type="spellStart"/>
+      <w:r>
+        <w:rPr>
+          <w:rFonts w:ascii="Times New Roman" w:hAnsi="Times New Roman" w:cs="Times New Roman"/>
+          <w:sz w:val="28"/>
+          <w:szCs w:val="28"/>
+        </w:rPr>
+        <w:t>датасэте</w:t>
+      </w:r>
+      <w:proofErr w:type="spellEnd"/>
+      <w:r>
+        <w:rPr>
+          <w:rFonts w:ascii="Times New Roman" w:hAnsi="Times New Roman" w:cs="Times New Roman"/>
+          <w:sz w:val="28"/>
+          <w:szCs w:val="28"/>
+        </w:rPr>
+        <w:t xml:space="preserve">. Разделите данные на обучающую и тестовую выборки (не забудьте перед этим отделить значение целевой переменной </w:t>
+      </w:r>
+      <w:proofErr w:type="spellStart"/>
+      <w:r>
+        <w:rPr>
+          <w:rFonts w:ascii="Times New Roman" w:hAnsi="Times New Roman" w:cs="Times New Roman"/>
+          <w:b/>
+          <w:sz w:val="28"/>
+          <w:szCs w:val="28"/>
+        </w:rPr>
+        <w:t>SalePrice</w:t>
+      </w:r>
+      <w:proofErr w:type="spellEnd"/>
+      <w:r>
+        <w:rPr>
+          <w:rFonts w:ascii="Times New Roman" w:hAnsi="Times New Roman" w:cs="Times New Roman"/>
+          <w:sz w:val="28"/>
+          <w:szCs w:val="28"/>
+        </w:rPr>
+        <w:t xml:space="preserve"> от остальных данных).</w:t>
+      </w:r>
+      <w:r>
+        <w:rPr>
+          <w:rFonts w:ascii="Times New Roman" w:hAnsi="Times New Roman" w:cs="Times New Roman"/>
+          <w:sz w:val="28"/>
+          <w:szCs w:val="28"/>
+        </w:rPr>
+        <w:t xml:space="preserve"> </w:t>
+      </w:r>
+      <w:r>
+        <w:rPr>
+          <w:rFonts w:ascii="Times New Roman" w:hAnsi="Times New Roman" w:cs="Times New Roman"/>
+          <w:sz w:val="28"/>
+          <w:szCs w:val="28"/>
+        </w:rPr>
+        <w:t xml:space="preserve">Посмотрите на распределение целевой переменной (можете использовать </w:t>
+      </w:r>
+      <w:proofErr w:type="spellStart"/>
+      <w:r>
+        <w:rPr>
+          <w:rFonts w:ascii="Times New Roman" w:hAnsi="Times New Roman" w:cs="Times New Roman"/>
+          <w:sz w:val="28"/>
+          <w:szCs w:val="28"/>
+        </w:rPr>
+        <w:t>sns.distplot</w:t>
+      </w:r>
+      <w:proofErr w:type="spellEnd"/>
+      <w:r>
+        <w:rPr>
+          <w:rFonts w:ascii="Times New Roman" w:hAnsi="Times New Roman" w:cs="Times New Roman"/>
+          <w:sz w:val="28"/>
+          <w:szCs w:val="28"/>
+        </w:rPr>
+        <w:t>).</w:t>
       </w:r>
     </w:p>
     <w:p>
@@ -1303,999 +2437,68 @@
         <w:jc w:val="both"/>
         <w:rPr>
           <w:rFonts w:ascii="Times New Roman" w:hAnsi="Times New Roman" w:cs="Times New Roman"/>
-          <w:b/>
-          <w:sz w:val="28"/>
-          <w:szCs w:val="28"/>
-          <w:u w:val="single"/>
-        </w:rPr>
-      </w:pPr>
-      <w:r>
-        <w:rPr>
-          <w:rFonts w:ascii="Times New Roman" w:hAnsi="Times New Roman" w:cs="Times New Roman"/>
-          <w:sz w:val="28"/>
-          <w:szCs w:val="28"/>
-        </w:rPr>
-        <w:t xml:space="preserve">Обучите модель на трех самых сильных признаках, предскажите результат и рассчитайте ошибку (используйте функцию потерь </w:t>
-      </w:r>
-      <w:r>
-        <w:rPr>
-          <w:rFonts w:ascii="Times New Roman" w:hAnsi="Times New Roman" w:cs="Times New Roman"/>
-          <w:sz w:val="28"/>
-          <w:szCs w:val="28"/>
-          <w:lang w:val="en-US"/>
-        </w:rPr>
-        <w:t>MSE</w:t>
-      </w:r>
-      <w:r>
-        <w:rPr>
-          <w:rFonts w:ascii="Times New Roman" w:hAnsi="Times New Roman" w:cs="Times New Roman"/>
-          <w:sz w:val="28"/>
-          <w:szCs w:val="28"/>
-        </w:rPr>
-        <w:t>)</w:t>
-      </w:r>
-    </w:p>
-    <w:p>
-      <w:pPr>
-        <w:rPr>
-          <w:rFonts w:cs="Times New Roman"/>
-          <w:sz w:val="26"/>
-          <w:szCs w:val="26"/>
-        </w:rPr>
-      </w:pPr>
-    </w:p>
-    <w:p>
-      <w:pPr>
-        <w:jc w:val="center"/>
-        <w:rPr>
-          <w:rFonts w:cs="Times New Roman"/>
-          <w:b/>
-          <w:sz w:val="26"/>
-          <w:szCs w:val="26"/>
-        </w:rPr>
-      </w:pPr>
-    </w:p>
-    <w:p>
-      <w:pPr>
-        <w:jc w:val="center"/>
-        <w:rPr>
-          <w:rFonts w:cs="Times New Roman"/>
-          <w:b/>
-          <w:sz w:val="26"/>
-          <w:szCs w:val="26"/>
-        </w:rPr>
-      </w:pPr>
-    </w:p>
-    <w:p>
-      <w:pPr>
-        <w:jc w:val="center"/>
-        <w:rPr>
-          <w:rFonts w:cs="Times New Roman"/>
-          <w:b/>
-          <w:sz w:val="26"/>
-          <w:szCs w:val="26"/>
-        </w:rPr>
-      </w:pPr>
-    </w:p>
-    <w:p>
-      <w:pPr>
-        <w:jc w:val="center"/>
-        <w:rPr>
-          <w:rFonts w:cs="Times New Roman"/>
-          <w:b/>
-          <w:sz w:val="26"/>
-          <w:szCs w:val="26"/>
-        </w:rPr>
-      </w:pPr>
-      <w:r>
-        <w:rPr>
-          <w:rFonts w:cs="Times New Roman"/>
-          <w:b/>
-          <w:sz w:val="26"/>
-          <w:szCs w:val="26"/>
-        </w:rPr>
-        <w:t xml:space="preserve">Вариант </w:t>
-      </w:r>
-      <w:r>
-        <w:rPr>
-          <w:rFonts w:cs="Times New Roman"/>
-          <w:b/>
-          <w:sz w:val="26"/>
-          <w:szCs w:val="26"/>
-        </w:rPr>
-        <w:t>2</w:t>
-      </w:r>
-    </w:p>
-    <w:p>
-      <w:pPr>
-        <w:jc w:val="center"/>
-        <w:rPr>
-          <w:rFonts w:cs="Times New Roman"/>
-          <w:b/>
-          <w:sz w:val="26"/>
-          <w:szCs w:val="26"/>
-          <w:u w:val="single"/>
-        </w:rPr>
-      </w:pPr>
-      <w:r>
-        <w:rPr>
-          <w:rFonts w:cs="Times New Roman"/>
-          <w:b/>
-          <w:sz w:val="26"/>
-          <w:szCs w:val="26"/>
-          <w:u w:val="single"/>
-        </w:rPr>
-        <w:t xml:space="preserve">Задание 1. </w:t>
-      </w:r>
-      <w:r>
-        <w:rPr>
-          <w:rFonts w:cs="Times New Roman"/>
-          <w:b/>
-          <w:sz w:val="26"/>
-          <w:szCs w:val="26"/>
-          <w:u w:val="single"/>
-        </w:rPr>
-        <w:t>Линейная регрессия для анализа данных</w:t>
-      </w:r>
-    </w:p>
-    <w:p>
-      <w:pPr>
-        <w:pStyle w:val="a5"/>
-        <w:numPr>
-          <w:ilvl w:val="0"/>
-          <w:numId w:val="7"/>
-        </w:numPr>
-        <w:spacing w:after="0" w:line="240" w:lineRule="auto"/>
-        <w:ind w:left="0" w:firstLine="709"/>
-        <w:jc w:val="both"/>
-        <w:rPr>
-          <w:rFonts w:ascii="Times New Roman" w:hAnsi="Times New Roman" w:cs="Times New Roman"/>
-          <w:sz w:val="28"/>
-          <w:szCs w:val="28"/>
-        </w:rPr>
-      </w:pPr>
-      <w:r>
-        <w:rPr>
-          <w:rFonts w:ascii="Times New Roman" w:hAnsi="Times New Roman" w:cs="Times New Roman"/>
-          <w:sz w:val="28"/>
-          <w:szCs w:val="28"/>
-        </w:rPr>
-        <w:t xml:space="preserve">Сгенерировать данные (50 </w:t>
-      </w:r>
-      <w:r>
-        <w:rPr>
-          <w:rFonts w:ascii="Times New Roman" w:hAnsi="Times New Roman" w:cs="Times New Roman"/>
-          <w:sz w:val="28"/>
-          <w:szCs w:val="28"/>
-        </w:rPr>
-        <w:t>элементов в диапазоне -10 до 10</w:t>
-      </w:r>
-      <w:r>
-        <w:rPr>
-          <w:rFonts w:ascii="Times New Roman" w:hAnsi="Times New Roman" w:cs="Times New Roman"/>
-          <w:sz w:val="28"/>
-          <w:szCs w:val="28"/>
-        </w:rPr>
-        <w:t>) с некоторым шумом для тестирования модели</w:t>
-      </w:r>
-      <w:r>
-        <w:rPr>
-          <w:rFonts w:ascii="Times New Roman" w:hAnsi="Times New Roman" w:cs="Times New Roman"/>
-          <w:sz w:val="28"/>
-          <w:szCs w:val="28"/>
-        </w:rPr>
-        <w:t xml:space="preserve"> и записать их в </w:t>
-      </w:r>
-      <w:proofErr w:type="spellStart"/>
-      <w:r>
-        <w:rPr>
-          <w:rFonts w:ascii="Times New Roman" w:hAnsi="Times New Roman" w:cs="Times New Roman"/>
-          <w:sz w:val="28"/>
-          <w:szCs w:val="28"/>
-        </w:rPr>
-        <w:t>датасэт</w:t>
-      </w:r>
-      <w:proofErr w:type="spellEnd"/>
-      <w:r>
-        <w:rPr>
-          <w:rFonts w:ascii="Times New Roman" w:hAnsi="Times New Roman" w:cs="Times New Roman"/>
-          <w:sz w:val="28"/>
-          <w:szCs w:val="28"/>
-        </w:rPr>
-        <w:t xml:space="preserve">. Данные должны описываться линейной формулой: </w:t>
-      </w:r>
-      <w:r>
-        <w:rPr>
-          <w:rFonts w:ascii="Times New Roman" w:hAnsi="Times New Roman" w:cs="Times New Roman"/>
-          <w:b/>
-          <w:sz w:val="28"/>
-          <w:szCs w:val="28"/>
-        </w:rPr>
-        <w:t>-</w:t>
-      </w:r>
-      <w:r>
-        <w:rPr>
-          <w:rFonts w:ascii="Times New Roman" w:hAnsi="Times New Roman" w:cs="Times New Roman"/>
-          <w:b/>
-          <w:sz w:val="28"/>
-          <w:szCs w:val="28"/>
-        </w:rPr>
-        <w:t>7*Х - 13.</w:t>
-      </w:r>
-    </w:p>
-    <w:p>
-      <w:pPr>
-        <w:pStyle w:val="a5"/>
-        <w:numPr>
-          <w:ilvl w:val="0"/>
-          <w:numId w:val="7"/>
-        </w:numPr>
-        <w:spacing w:after="0" w:line="240" w:lineRule="auto"/>
-        <w:ind w:left="0" w:firstLine="709"/>
-        <w:jc w:val="both"/>
-        <w:rPr>
-          <w:rFonts w:ascii="Times New Roman" w:hAnsi="Times New Roman" w:cs="Times New Roman"/>
-          <w:sz w:val="28"/>
-          <w:szCs w:val="28"/>
-        </w:rPr>
-      </w:pPr>
-      <w:r>
-        <w:rPr>
-          <w:rFonts w:ascii="Times New Roman" w:hAnsi="Times New Roman" w:cs="Times New Roman"/>
-          <w:sz w:val="28"/>
-          <w:szCs w:val="28"/>
-        </w:rPr>
-        <w:t xml:space="preserve">Разделите данные на обучающую и тестовую </w:t>
-      </w:r>
-      <w:proofErr w:type="spellStart"/>
-      <w:r>
-        <w:rPr>
-          <w:rFonts w:ascii="Times New Roman" w:hAnsi="Times New Roman" w:cs="Times New Roman"/>
-          <w:sz w:val="28"/>
-          <w:szCs w:val="28"/>
-        </w:rPr>
-        <w:t>подвыборки</w:t>
-      </w:r>
-      <w:proofErr w:type="spellEnd"/>
-      <w:r>
-        <w:rPr>
-          <w:rFonts w:ascii="Times New Roman" w:hAnsi="Times New Roman" w:cs="Times New Roman"/>
-          <w:sz w:val="28"/>
-          <w:szCs w:val="28"/>
-        </w:rPr>
-        <w:t xml:space="preserve"> </w:t>
-      </w:r>
-      <w:r>
-        <w:rPr>
-          <w:rFonts w:ascii="Times New Roman" w:hAnsi="Times New Roman" w:cs="Times New Roman"/>
-          <w:sz w:val="28"/>
-          <w:szCs w:val="28"/>
-        </w:rPr>
-        <w:t xml:space="preserve">(размер </w:t>
-      </w:r>
-      <w:r>
-        <w:rPr>
-          <w:rFonts w:ascii="Times New Roman" w:hAnsi="Times New Roman" w:cs="Times New Roman"/>
-          <w:sz w:val="28"/>
-          <w:szCs w:val="28"/>
-          <w:lang w:val="en-US"/>
-        </w:rPr>
-        <w:t>train</w:t>
-      </w:r>
-      <w:r>
-        <w:rPr>
-          <w:rFonts w:ascii="Times New Roman" w:hAnsi="Times New Roman" w:cs="Times New Roman"/>
-          <w:sz w:val="28"/>
-          <w:szCs w:val="28"/>
-        </w:rPr>
-        <w:t xml:space="preserve"> </w:t>
-      </w:r>
-      <w:r>
-        <w:rPr>
-          <w:rFonts w:ascii="Times New Roman" w:hAnsi="Times New Roman" w:cs="Times New Roman"/>
-          <w:sz w:val="28"/>
-          <w:szCs w:val="28"/>
-        </w:rPr>
-        <w:t>выборки=</w:t>
-      </w:r>
-      <w:r>
-        <w:rPr>
-          <w:rFonts w:ascii="Times New Roman" w:hAnsi="Times New Roman" w:cs="Times New Roman"/>
-          <w:sz w:val="28"/>
-          <w:szCs w:val="28"/>
-        </w:rPr>
-        <w:t>3</w:t>
-      </w:r>
-      <w:r>
-        <w:rPr>
-          <w:rFonts w:ascii="Times New Roman" w:hAnsi="Times New Roman" w:cs="Times New Roman"/>
-          <w:sz w:val="28"/>
-          <w:szCs w:val="28"/>
-        </w:rPr>
-        <w:t xml:space="preserve">0%) </w:t>
-      </w:r>
-      <w:r>
-        <w:rPr>
-          <w:rFonts w:ascii="Times New Roman" w:hAnsi="Times New Roman" w:cs="Times New Roman"/>
-          <w:sz w:val="28"/>
-          <w:szCs w:val="28"/>
-        </w:rPr>
-        <w:t xml:space="preserve">и визуализируйте данные с помощью </w:t>
-      </w:r>
-      <w:proofErr w:type="spellStart"/>
-      <w:r>
-        <w:rPr>
-          <w:rFonts w:ascii="Times New Roman" w:hAnsi="Times New Roman" w:cs="Times New Roman"/>
-          <w:b/>
-          <w:sz w:val="28"/>
-          <w:szCs w:val="28"/>
-          <w:lang w:val="en-US"/>
-        </w:rPr>
-        <w:t>plt</w:t>
-      </w:r>
-      <w:proofErr w:type="spellEnd"/>
-      <w:r>
-        <w:rPr>
-          <w:rFonts w:ascii="Times New Roman" w:hAnsi="Times New Roman" w:cs="Times New Roman"/>
-          <w:b/>
-          <w:sz w:val="28"/>
-          <w:szCs w:val="28"/>
-        </w:rPr>
-        <w:t>.</w:t>
-      </w:r>
-      <w:r>
-        <w:rPr>
-          <w:rFonts w:ascii="Times New Roman" w:hAnsi="Times New Roman" w:cs="Times New Roman"/>
-          <w:b/>
-          <w:sz w:val="28"/>
-          <w:szCs w:val="28"/>
-          <w:lang w:val="en-US"/>
-        </w:rPr>
-        <w:t>scatter</w:t>
-      </w:r>
-      <w:r>
-        <w:rPr>
-          <w:rFonts w:ascii="Times New Roman" w:hAnsi="Times New Roman" w:cs="Times New Roman"/>
-          <w:sz w:val="28"/>
-          <w:szCs w:val="28"/>
-        </w:rPr>
-        <w:t xml:space="preserve"> (</w:t>
-      </w:r>
-      <w:r>
-        <w:rPr>
-          <w:rFonts w:ascii="Times New Roman" w:hAnsi="Times New Roman" w:cs="Times New Roman"/>
-          <w:sz w:val="28"/>
-          <w:szCs w:val="28"/>
-          <w:lang w:val="en-US"/>
-        </w:rPr>
-        <w:t>train</w:t>
-      </w:r>
-      <w:r>
-        <w:rPr>
-          <w:rFonts w:ascii="Times New Roman" w:hAnsi="Times New Roman" w:cs="Times New Roman"/>
-          <w:sz w:val="28"/>
-          <w:szCs w:val="28"/>
-        </w:rPr>
-        <w:t xml:space="preserve"> и </w:t>
-      </w:r>
-      <w:r>
-        <w:rPr>
-          <w:rFonts w:ascii="Times New Roman" w:hAnsi="Times New Roman" w:cs="Times New Roman"/>
-          <w:sz w:val="28"/>
-          <w:szCs w:val="28"/>
-          <w:lang w:val="en-US"/>
-        </w:rPr>
-        <w:t>test</w:t>
-      </w:r>
-      <w:r>
-        <w:rPr>
-          <w:rFonts w:ascii="Times New Roman" w:hAnsi="Times New Roman" w:cs="Times New Roman"/>
-          <w:sz w:val="28"/>
-          <w:szCs w:val="28"/>
-        </w:rPr>
-        <w:t xml:space="preserve"> разными цветами) и </w:t>
-      </w:r>
-      <w:proofErr w:type="spellStart"/>
-      <w:r>
-        <w:rPr>
-          <w:rFonts w:ascii="Times New Roman" w:hAnsi="Times New Roman" w:cs="Times New Roman"/>
-          <w:b/>
-          <w:sz w:val="28"/>
-          <w:szCs w:val="28"/>
-          <w:lang w:val="en-US"/>
-        </w:rPr>
-        <w:t>plt</w:t>
-      </w:r>
-      <w:proofErr w:type="spellEnd"/>
-      <w:r>
-        <w:rPr>
-          <w:rFonts w:ascii="Times New Roman" w:hAnsi="Times New Roman" w:cs="Times New Roman"/>
-          <w:b/>
-          <w:sz w:val="28"/>
-          <w:szCs w:val="28"/>
-        </w:rPr>
-        <w:t>.</w:t>
-      </w:r>
-      <w:r>
-        <w:rPr>
-          <w:rFonts w:ascii="Times New Roman" w:hAnsi="Times New Roman" w:cs="Times New Roman"/>
-          <w:b/>
-          <w:sz w:val="28"/>
-          <w:szCs w:val="28"/>
-          <w:lang w:val="en-US"/>
-        </w:rPr>
-        <w:t>plot</w:t>
-      </w:r>
-      <w:r>
-        <w:rPr>
-          <w:rFonts w:ascii="Times New Roman" w:hAnsi="Times New Roman" w:cs="Times New Roman"/>
-          <w:sz w:val="28"/>
-          <w:szCs w:val="28"/>
-        </w:rPr>
-        <w:t>.</w:t>
-      </w:r>
-      <w:r>
-        <w:rPr>
-          <w:rFonts w:ascii="Times New Roman" w:hAnsi="Times New Roman" w:cs="Times New Roman"/>
-          <w:sz w:val="28"/>
-          <w:szCs w:val="28"/>
-        </w:rPr>
-        <w:t xml:space="preserve"> Выведите легенду и заголовок.</w:t>
-      </w:r>
-    </w:p>
-    <w:p>
-      <w:pPr>
-        <w:pStyle w:val="a5"/>
-        <w:numPr>
-          <w:ilvl w:val="0"/>
-          <w:numId w:val="7"/>
-        </w:numPr>
-        <w:spacing w:after="0" w:line="240" w:lineRule="auto"/>
-        <w:ind w:left="0" w:firstLine="709"/>
-        <w:jc w:val="both"/>
-        <w:rPr>
-          <w:rFonts w:ascii="Times New Roman" w:hAnsi="Times New Roman" w:cs="Times New Roman"/>
-          <w:sz w:val="28"/>
-          <w:szCs w:val="28"/>
-        </w:rPr>
-      </w:pPr>
-      <w:r>
-        <w:rPr>
-          <w:rFonts w:ascii="Times New Roman" w:hAnsi="Times New Roman" w:cs="Times New Roman"/>
-          <w:sz w:val="28"/>
-          <w:szCs w:val="28"/>
-        </w:rPr>
-        <w:t xml:space="preserve">Создайте объект класса </w:t>
-      </w:r>
-      <w:proofErr w:type="spellStart"/>
-      <w:r>
-        <w:rPr>
-          <w:rFonts w:ascii="Times New Roman" w:hAnsi="Times New Roman" w:cs="Times New Roman"/>
-          <w:sz w:val="28"/>
-          <w:szCs w:val="28"/>
-        </w:rPr>
-        <w:t>LinearRegression</w:t>
-      </w:r>
-      <w:proofErr w:type="spellEnd"/>
-      <w:r>
-        <w:rPr>
-          <w:rFonts w:ascii="Times New Roman" w:hAnsi="Times New Roman" w:cs="Times New Roman"/>
-          <w:sz w:val="28"/>
-          <w:szCs w:val="28"/>
-        </w:rPr>
-        <w:t xml:space="preserve"> и обучите ее на </w:t>
-      </w:r>
-      <w:r>
-        <w:rPr>
-          <w:rFonts w:ascii="Times New Roman" w:hAnsi="Times New Roman" w:cs="Times New Roman"/>
-          <w:sz w:val="28"/>
-          <w:szCs w:val="28"/>
-          <w:lang w:val="en-US"/>
-        </w:rPr>
-        <w:t>train</w:t>
-      </w:r>
-      <w:r>
-        <w:rPr>
-          <w:rFonts w:ascii="Times New Roman" w:hAnsi="Times New Roman" w:cs="Times New Roman"/>
-          <w:sz w:val="28"/>
-          <w:szCs w:val="28"/>
-        </w:rPr>
-        <w:t xml:space="preserve"> </w:t>
-      </w:r>
-      <w:proofErr w:type="spellStart"/>
-      <w:r>
-        <w:rPr>
-          <w:rFonts w:ascii="Times New Roman" w:hAnsi="Times New Roman" w:cs="Times New Roman"/>
-          <w:sz w:val="28"/>
-          <w:szCs w:val="28"/>
-        </w:rPr>
-        <w:t>подвыборке</w:t>
-      </w:r>
-      <w:proofErr w:type="spellEnd"/>
-      <w:r>
-        <w:rPr>
-          <w:rFonts w:ascii="Times New Roman" w:hAnsi="Times New Roman" w:cs="Times New Roman"/>
-          <w:sz w:val="28"/>
-          <w:szCs w:val="28"/>
-        </w:rPr>
-        <w:t xml:space="preserve">. Предскажите результаты </w:t>
-      </w:r>
-      <w:r>
-        <w:rPr>
-          <w:rFonts w:ascii="Times New Roman" w:hAnsi="Times New Roman" w:cs="Times New Roman"/>
-          <w:sz w:val="28"/>
-          <w:szCs w:val="28"/>
-          <w:lang w:val="en-US"/>
-        </w:rPr>
-        <w:t>test</w:t>
-      </w:r>
-      <w:r>
-        <w:rPr>
-          <w:rFonts w:ascii="Times New Roman" w:hAnsi="Times New Roman" w:cs="Times New Roman"/>
-          <w:sz w:val="28"/>
-          <w:szCs w:val="28"/>
-        </w:rPr>
-        <w:t xml:space="preserve"> </w:t>
-      </w:r>
-      <w:proofErr w:type="spellStart"/>
-      <w:r>
-        <w:rPr>
-          <w:rFonts w:ascii="Times New Roman" w:hAnsi="Times New Roman" w:cs="Times New Roman"/>
-          <w:sz w:val="28"/>
-          <w:szCs w:val="28"/>
-        </w:rPr>
-        <w:t>подвыборки</w:t>
-      </w:r>
-      <w:proofErr w:type="spellEnd"/>
-      <w:r>
-        <w:rPr>
-          <w:rFonts w:ascii="Times New Roman" w:hAnsi="Times New Roman" w:cs="Times New Roman"/>
-          <w:sz w:val="28"/>
-          <w:szCs w:val="28"/>
-        </w:rPr>
-        <w:t xml:space="preserve"> и визуализируйте предсказанную линейную прямую с помощью графика</w:t>
-      </w:r>
-    </w:p>
-    <w:p>
-      <w:pPr>
-        <w:pStyle w:val="a5"/>
-        <w:numPr>
-          <w:ilvl w:val="0"/>
-          <w:numId w:val="7"/>
-        </w:numPr>
-        <w:spacing w:after="0" w:line="240" w:lineRule="auto"/>
-        <w:ind w:left="0" w:firstLine="709"/>
-        <w:jc w:val="both"/>
-        <w:rPr>
-          <w:rFonts w:ascii="Times New Roman" w:hAnsi="Times New Roman" w:cs="Times New Roman"/>
-          <w:sz w:val="28"/>
-          <w:szCs w:val="28"/>
-        </w:rPr>
-      </w:pPr>
-      <w:r>
-        <w:rPr>
-          <w:rFonts w:ascii="Times New Roman" w:hAnsi="Times New Roman" w:cs="Times New Roman"/>
-          <w:sz w:val="28"/>
-          <w:szCs w:val="28"/>
-        </w:rPr>
-        <w:t xml:space="preserve">Скажите, на сколько ошиблась модель </w:t>
-      </w:r>
-      <w:r>
-        <w:rPr>
-          <w:rFonts w:ascii="Times New Roman" w:hAnsi="Times New Roman" w:cs="Times New Roman"/>
-          <w:sz w:val="28"/>
-          <w:szCs w:val="28"/>
-        </w:rPr>
-        <w:t xml:space="preserve">на </w:t>
-      </w:r>
-      <w:r>
-        <w:rPr>
-          <w:rFonts w:ascii="Times New Roman" w:hAnsi="Times New Roman" w:cs="Times New Roman"/>
-          <w:sz w:val="28"/>
-          <w:szCs w:val="28"/>
-          <w:lang w:val="en-US"/>
-        </w:rPr>
-        <w:t>train</w:t>
-      </w:r>
-      <w:r>
-        <w:rPr>
-          <w:rFonts w:ascii="Times New Roman" w:hAnsi="Times New Roman" w:cs="Times New Roman"/>
-          <w:sz w:val="28"/>
-          <w:szCs w:val="28"/>
-        </w:rPr>
-        <w:t xml:space="preserve"> </w:t>
-      </w:r>
-      <w:r>
-        <w:rPr>
-          <w:rFonts w:ascii="Times New Roman" w:hAnsi="Times New Roman" w:cs="Times New Roman"/>
-          <w:sz w:val="28"/>
-          <w:szCs w:val="28"/>
-        </w:rPr>
-        <w:t xml:space="preserve">и </w:t>
-      </w:r>
-      <w:r>
-        <w:rPr>
-          <w:rFonts w:ascii="Times New Roman" w:hAnsi="Times New Roman" w:cs="Times New Roman"/>
-          <w:sz w:val="28"/>
-          <w:szCs w:val="28"/>
-          <w:lang w:val="en-US"/>
-        </w:rPr>
-        <w:t>test</w:t>
-      </w:r>
-      <w:r>
-        <w:rPr>
-          <w:rFonts w:ascii="Times New Roman" w:hAnsi="Times New Roman" w:cs="Times New Roman"/>
-          <w:sz w:val="28"/>
-          <w:szCs w:val="28"/>
-        </w:rPr>
-        <w:t xml:space="preserve"> </w:t>
-      </w:r>
-      <w:r>
-        <w:rPr>
-          <w:rFonts w:ascii="Times New Roman" w:hAnsi="Times New Roman" w:cs="Times New Roman"/>
-          <w:sz w:val="28"/>
-          <w:szCs w:val="28"/>
-        </w:rPr>
-        <w:t xml:space="preserve">выборках </w:t>
-      </w:r>
-      <w:r>
-        <w:rPr>
-          <w:rFonts w:ascii="Times New Roman" w:hAnsi="Times New Roman" w:cs="Times New Roman"/>
-          <w:sz w:val="28"/>
-          <w:szCs w:val="28"/>
-        </w:rPr>
-        <w:t xml:space="preserve">в своих предсказаниях. Используйте функцию потерь </w:t>
-      </w:r>
-      <w:r>
-        <w:rPr>
-          <w:rFonts w:ascii="Times New Roman" w:hAnsi="Times New Roman" w:cs="Times New Roman"/>
-          <w:sz w:val="28"/>
-          <w:szCs w:val="28"/>
-          <w:lang w:val="en-US"/>
-        </w:rPr>
-        <w:t>MSE</w:t>
-      </w:r>
-      <w:r>
-        <w:rPr>
-          <w:rFonts w:ascii="Times New Roman" w:hAnsi="Times New Roman" w:cs="Times New Roman"/>
-          <w:sz w:val="28"/>
-          <w:szCs w:val="28"/>
-        </w:rPr>
-        <w:t>.</w:t>
-      </w:r>
-    </w:p>
-    <w:p>
-      <w:pPr>
-        <w:rPr>
-          <w:rFonts w:cs="Times New Roman"/>
-          <w:bCs/>
-          <w:szCs w:val="28"/>
-        </w:rPr>
-      </w:pPr>
-    </w:p>
-    <w:p>
-      <w:pPr>
-        <w:jc w:val="center"/>
-        <w:rPr>
-          <w:rFonts w:cs="Times New Roman"/>
-          <w:b/>
-          <w:sz w:val="26"/>
-          <w:szCs w:val="26"/>
-          <w:u w:val="single"/>
-        </w:rPr>
-      </w:pPr>
-      <w:r>
-        <w:rPr>
-          <w:rFonts w:cs="Times New Roman"/>
-          <w:b/>
-          <w:sz w:val="26"/>
-          <w:szCs w:val="26"/>
-          <w:u w:val="single"/>
-        </w:rPr>
-        <w:t xml:space="preserve">Задание </w:t>
-      </w:r>
-      <w:r>
-        <w:rPr>
-          <w:rFonts w:cs="Times New Roman"/>
-          <w:b/>
-          <w:sz w:val="26"/>
-          <w:szCs w:val="26"/>
-          <w:u w:val="single"/>
-        </w:rPr>
-        <w:t>2</w:t>
-      </w:r>
-      <w:r>
-        <w:rPr>
-          <w:rFonts w:cs="Times New Roman"/>
-          <w:b/>
-          <w:sz w:val="26"/>
-          <w:szCs w:val="26"/>
-          <w:u w:val="single"/>
-        </w:rPr>
-        <w:t xml:space="preserve">. </w:t>
-      </w:r>
-      <w:r>
-        <w:rPr>
-          <w:rFonts w:cs="Times New Roman"/>
-          <w:b/>
-          <w:sz w:val="26"/>
-          <w:szCs w:val="26"/>
-          <w:u w:val="single"/>
-        </w:rPr>
-        <w:t>Градиентная оптимизация линейной регрессии</w:t>
-      </w:r>
-    </w:p>
-    <w:p>
-      <w:pPr>
-        <w:pStyle w:val="a5"/>
-        <w:numPr>
-          <w:ilvl w:val="0"/>
-          <w:numId w:val="7"/>
-        </w:numPr>
-        <w:spacing w:after="0" w:line="240" w:lineRule="auto"/>
-        <w:ind w:left="0" w:firstLine="709"/>
-        <w:jc w:val="both"/>
-        <w:rPr>
-          <w:rFonts w:ascii="Times New Roman" w:hAnsi="Times New Roman" w:cs="Times New Roman"/>
-          <w:sz w:val="28"/>
-          <w:szCs w:val="28"/>
-        </w:rPr>
-      </w:pPr>
-      <w:r>
-        <w:rPr>
-          <w:rFonts w:ascii="Times New Roman" w:hAnsi="Times New Roman" w:cs="Times New Roman"/>
-          <w:sz w:val="28"/>
-          <w:szCs w:val="28"/>
-        </w:rPr>
-        <w:t>Создайте</w:t>
-      </w:r>
-      <w:r>
-        <w:rPr>
-          <w:rFonts w:ascii="Times New Roman" w:hAnsi="Times New Roman" w:cs="Times New Roman"/>
-          <w:sz w:val="28"/>
-          <w:szCs w:val="28"/>
-        </w:rPr>
-        <w:t xml:space="preserve"> </w:t>
-      </w:r>
-      <w:r>
-        <w:rPr>
-          <w:rFonts w:ascii="Times New Roman" w:hAnsi="Times New Roman" w:cs="Times New Roman"/>
-          <w:sz w:val="28"/>
-          <w:szCs w:val="28"/>
-        </w:rPr>
-        <w:t xml:space="preserve">объект класса </w:t>
-      </w:r>
-      <w:proofErr w:type="spellStart"/>
-      <w:r>
-        <w:rPr>
-          <w:rFonts w:ascii="Times New Roman" w:hAnsi="Times New Roman" w:cs="Times New Roman"/>
-          <w:sz w:val="28"/>
-          <w:szCs w:val="28"/>
-        </w:rPr>
-        <w:t>SGDRegressor</w:t>
-      </w:r>
-      <w:proofErr w:type="spellEnd"/>
-      <w:r>
-        <w:rPr>
-          <w:rFonts w:ascii="Times New Roman" w:hAnsi="Times New Roman" w:cs="Times New Roman"/>
-          <w:sz w:val="28"/>
-          <w:szCs w:val="28"/>
-        </w:rPr>
-        <w:t xml:space="preserve"> и обучите ее на </w:t>
-      </w:r>
-      <w:proofErr w:type="spellStart"/>
-      <w:r>
-        <w:rPr>
-          <w:rFonts w:ascii="Times New Roman" w:hAnsi="Times New Roman" w:cs="Times New Roman"/>
-          <w:sz w:val="28"/>
-          <w:szCs w:val="28"/>
-        </w:rPr>
-        <w:t>train</w:t>
-      </w:r>
-      <w:proofErr w:type="spellEnd"/>
-      <w:r>
-        <w:rPr>
-          <w:rFonts w:ascii="Times New Roman" w:hAnsi="Times New Roman" w:cs="Times New Roman"/>
-          <w:sz w:val="28"/>
-          <w:szCs w:val="28"/>
-        </w:rPr>
-        <w:t xml:space="preserve"> выборке</w:t>
-      </w:r>
-      <w:r>
-        <w:rPr>
-          <w:rFonts w:ascii="Times New Roman" w:hAnsi="Times New Roman" w:cs="Times New Roman"/>
-          <w:sz w:val="28"/>
-          <w:szCs w:val="28"/>
-        </w:rPr>
-        <w:t xml:space="preserve"> из предыдущего задания. </w:t>
-      </w:r>
-      <w:r>
-        <w:rPr>
-          <w:rFonts w:ascii="Times New Roman" w:hAnsi="Times New Roman" w:cs="Times New Roman"/>
-          <w:sz w:val="28"/>
-          <w:szCs w:val="28"/>
-        </w:rPr>
-        <w:t xml:space="preserve">Предскажите результаты </w:t>
-      </w:r>
-      <w:proofErr w:type="spellStart"/>
-      <w:r>
-        <w:rPr>
-          <w:rFonts w:ascii="Times New Roman" w:hAnsi="Times New Roman" w:cs="Times New Roman"/>
-          <w:sz w:val="28"/>
-          <w:szCs w:val="28"/>
-        </w:rPr>
-        <w:t>test</w:t>
-      </w:r>
-      <w:proofErr w:type="spellEnd"/>
-      <w:r>
-        <w:rPr>
-          <w:rFonts w:ascii="Times New Roman" w:hAnsi="Times New Roman" w:cs="Times New Roman"/>
-          <w:sz w:val="28"/>
-          <w:szCs w:val="28"/>
-        </w:rPr>
-        <w:t xml:space="preserve"> выборки и визуализируйте предсказанную линейную прямую с помощью графика</w:t>
-      </w:r>
-      <w:r>
-        <w:rPr>
-          <w:rFonts w:ascii="Times New Roman" w:hAnsi="Times New Roman" w:cs="Times New Roman"/>
-          <w:sz w:val="28"/>
-          <w:szCs w:val="28"/>
-        </w:rPr>
-        <w:t>.</w:t>
-      </w:r>
-    </w:p>
-    <w:p>
-      <w:pPr>
-        <w:pStyle w:val="a5"/>
-        <w:numPr>
-          <w:ilvl w:val="0"/>
-          <w:numId w:val="7"/>
-        </w:numPr>
-        <w:spacing w:after="0" w:line="240" w:lineRule="auto"/>
-        <w:ind w:left="0" w:firstLine="709"/>
-        <w:jc w:val="both"/>
-        <w:rPr>
-          <w:rFonts w:ascii="Times New Roman" w:hAnsi="Times New Roman" w:cs="Times New Roman"/>
-          <w:sz w:val="28"/>
-          <w:szCs w:val="28"/>
-        </w:rPr>
-      </w:pPr>
-      <w:r>
-        <w:rPr>
-          <w:rFonts w:ascii="Times New Roman" w:hAnsi="Times New Roman" w:cs="Times New Roman"/>
-          <w:sz w:val="28"/>
-          <w:szCs w:val="28"/>
-        </w:rPr>
-        <w:t xml:space="preserve">Скажите, на сколько ошиблась модель в своих предсказаниях. Используйте функцию потерь </w:t>
-      </w:r>
-      <w:r>
-        <w:rPr>
-          <w:rFonts w:ascii="Times New Roman" w:hAnsi="Times New Roman" w:cs="Times New Roman"/>
-          <w:sz w:val="28"/>
-          <w:szCs w:val="28"/>
-        </w:rPr>
-        <w:t>MSE.</w:t>
-      </w:r>
-    </w:p>
-    <w:p>
-      <w:pPr>
-        <w:pStyle w:val="a5"/>
-        <w:numPr>
-          <w:ilvl w:val="0"/>
-          <w:numId w:val="7"/>
-        </w:numPr>
-        <w:spacing w:line="240" w:lineRule="auto"/>
-        <w:ind w:left="0" w:firstLine="709"/>
-        <w:rPr>
-          <w:rFonts w:ascii="Times New Roman" w:hAnsi="Times New Roman" w:cs="Times New Roman"/>
-          <w:sz w:val="28"/>
-          <w:szCs w:val="28"/>
-        </w:rPr>
-      </w:pPr>
-      <w:r>
-        <w:rPr>
-          <w:rFonts w:ascii="Times New Roman" w:hAnsi="Times New Roman" w:cs="Times New Roman"/>
-          <w:sz w:val="28"/>
-          <w:szCs w:val="28"/>
-        </w:rPr>
-        <w:t>Выведите коэффициент, который регрессия рассчитала для свободного члена в функции</w:t>
-      </w:r>
-      <w:r>
-        <w:rPr>
-          <w:rFonts w:ascii="Times New Roman" w:hAnsi="Times New Roman" w:cs="Times New Roman"/>
-          <w:sz w:val="28"/>
-          <w:szCs w:val="28"/>
-        </w:rPr>
-        <w:t xml:space="preserve"> (</w:t>
-      </w:r>
-      <w:r>
-        <w:rPr>
-          <w:rFonts w:ascii="Times New Roman" w:hAnsi="Times New Roman" w:cs="Times New Roman"/>
-          <w:b/>
-          <w:sz w:val="28"/>
-          <w:szCs w:val="28"/>
-        </w:rPr>
-        <w:t>.</w:t>
-      </w:r>
-      <w:proofErr w:type="spellStart"/>
-      <w:r>
-        <w:rPr>
-          <w:rFonts w:ascii="Times New Roman" w:hAnsi="Times New Roman" w:cs="Times New Roman"/>
-          <w:b/>
-          <w:sz w:val="28"/>
-          <w:szCs w:val="28"/>
-        </w:rPr>
-        <w:t>intercept_</w:t>
-      </w:r>
-      <w:proofErr w:type="spellEnd"/>
-      <w:r>
-        <w:rPr>
-          <w:rFonts w:ascii="Times New Roman" w:hAnsi="Times New Roman" w:cs="Times New Roman"/>
-          <w:sz w:val="28"/>
-          <w:szCs w:val="28"/>
-        </w:rPr>
-        <w:t>)</w:t>
-      </w:r>
-    </w:p>
-    <w:p>
-      <w:pPr>
-        <w:rPr>
-          <w:rFonts w:cs="Times New Roman"/>
-          <w:bCs/>
-          <w:szCs w:val="28"/>
-        </w:rPr>
-      </w:pPr>
-    </w:p>
-    <w:p>
-      <w:pPr>
-        <w:jc w:val="center"/>
-        <w:rPr>
-          <w:rFonts w:cs="Times New Roman"/>
-          <w:b/>
-          <w:sz w:val="26"/>
-          <w:szCs w:val="26"/>
-          <w:u w:val="single"/>
-        </w:rPr>
-      </w:pPr>
-      <w:r>
-        <w:rPr>
-          <w:rFonts w:cs="Times New Roman"/>
-          <w:b/>
-          <w:sz w:val="26"/>
-          <w:szCs w:val="26"/>
-          <w:u w:val="single"/>
-        </w:rPr>
-        <w:t xml:space="preserve">Задание </w:t>
-      </w:r>
-      <w:r>
-        <w:rPr>
-          <w:rFonts w:cs="Times New Roman"/>
-          <w:b/>
-          <w:sz w:val="26"/>
-          <w:szCs w:val="26"/>
-          <w:u w:val="single"/>
-        </w:rPr>
-        <w:t>3</w:t>
-      </w:r>
-      <w:r>
-        <w:rPr>
-          <w:rFonts w:cs="Times New Roman"/>
-          <w:b/>
-          <w:sz w:val="26"/>
-          <w:szCs w:val="26"/>
-          <w:u w:val="single"/>
-        </w:rPr>
-        <w:t xml:space="preserve">. </w:t>
-      </w:r>
-      <w:r>
-        <w:rPr>
-          <w:rFonts w:cs="Times New Roman"/>
-          <w:b/>
-          <w:sz w:val="26"/>
-          <w:szCs w:val="26"/>
-          <w:u w:val="single"/>
-        </w:rPr>
-        <w:t>Предсказание данных с помощью моделей линейной регрессии</w:t>
+          <w:sz w:val="28"/>
+          <w:szCs w:val="28"/>
+        </w:rPr>
+      </w:pPr>
+      <w:r>
+        <w:rPr>
+          <w:rFonts w:ascii="Times New Roman" w:hAnsi="Times New Roman" w:cs="Times New Roman"/>
+          <w:sz w:val="28"/>
+          <w:szCs w:val="28"/>
+        </w:rPr>
+        <w:t xml:space="preserve">Так как для решения нашей задачи нужно обучить линейную регрессию, необходимо найти признаки, "наиболее линейно" связанные с целевой переменной, иначе говоря, посмотреть на коэффициент корреляции между признаками и целевой переменной. Не забудьте </w:t>
+      </w:r>
+      <w:r>
+        <w:rPr>
+          <w:rFonts w:ascii="Times New Roman" w:hAnsi="Times New Roman" w:cs="Times New Roman"/>
+          <w:b/>
+          <w:sz w:val="28"/>
+          <w:szCs w:val="28"/>
+        </w:rPr>
+        <w:t xml:space="preserve">заменить все отсутствующие </w:t>
+      </w:r>
+      <w:r>
+        <w:rPr>
+          <w:rFonts w:ascii="Times New Roman" w:hAnsi="Times New Roman" w:cs="Times New Roman"/>
+          <w:b/>
+          <w:sz w:val="28"/>
+          <w:szCs w:val="28"/>
+        </w:rPr>
+        <w:t xml:space="preserve">числовые </w:t>
+      </w:r>
+      <w:r>
+        <w:rPr>
+          <w:rFonts w:ascii="Times New Roman" w:hAnsi="Times New Roman" w:cs="Times New Roman"/>
+          <w:b/>
+          <w:sz w:val="28"/>
+          <w:szCs w:val="28"/>
+        </w:rPr>
+        <w:t>значения</w:t>
+      </w:r>
+      <w:r>
+        <w:rPr>
+          <w:rFonts w:ascii="Times New Roman" w:hAnsi="Times New Roman" w:cs="Times New Roman"/>
+          <w:sz w:val="28"/>
+          <w:szCs w:val="28"/>
+        </w:rPr>
+        <w:t xml:space="preserve"> (замените на </w:t>
+      </w:r>
+      <w:r>
+        <w:rPr>
+          <w:rFonts w:ascii="Times New Roman" w:hAnsi="Times New Roman" w:cs="Times New Roman"/>
+          <w:sz w:val="28"/>
+          <w:szCs w:val="28"/>
+        </w:rPr>
+        <w:t>медианные</w:t>
+      </w:r>
+      <w:r>
+        <w:rPr>
+          <w:rFonts w:ascii="Times New Roman" w:hAnsi="Times New Roman" w:cs="Times New Roman"/>
+          <w:sz w:val="28"/>
+          <w:szCs w:val="28"/>
+        </w:rPr>
+        <w:t>).</w:t>
       </w:r>
     </w:p>
     <w:p>
@@ -2320,226 +2523,6 @@
           <w:sz w:val="28"/>
           <w:szCs w:val="28"/>
         </w:rPr>
-        <w:t xml:space="preserve">Загрузите данные </w:t>
-      </w:r>
-      <w:r>
-        <w:rPr>
-          <w:rFonts w:ascii="Times New Roman" w:hAnsi="Times New Roman" w:cs="Times New Roman"/>
-          <w:b/>
-          <w:sz w:val="28"/>
-          <w:szCs w:val="28"/>
-          <w:lang w:val="en-US"/>
-        </w:rPr>
-        <w:t>data</w:t>
-      </w:r>
-      <w:r>
-        <w:rPr>
-          <w:rFonts w:ascii="Times New Roman" w:hAnsi="Times New Roman" w:cs="Times New Roman"/>
-          <w:b/>
-          <w:sz w:val="28"/>
-          <w:szCs w:val="28"/>
-        </w:rPr>
-        <w:t>.</w:t>
-      </w:r>
-      <w:proofErr w:type="spellStart"/>
-      <w:r>
-        <w:rPr>
-          <w:rFonts w:ascii="Times New Roman" w:hAnsi="Times New Roman" w:cs="Times New Roman"/>
-          <w:b/>
-          <w:sz w:val="28"/>
-          <w:szCs w:val="28"/>
-          <w:lang w:val="en-US"/>
-        </w:rPr>
-        <w:t>csv</w:t>
-      </w:r>
-      <w:proofErr w:type="spellEnd"/>
-      <w:r>
-        <w:rPr>
-          <w:rFonts w:ascii="Times New Roman" w:hAnsi="Times New Roman" w:cs="Times New Roman"/>
-          <w:sz w:val="28"/>
-          <w:szCs w:val="28"/>
-        </w:rPr>
-        <w:t xml:space="preserve">, в котором требовалось предсказать стоимость жилья. Узнайте, сколько строк и столбцов в этом </w:t>
-      </w:r>
-      <w:proofErr w:type="spellStart"/>
-      <w:r>
-        <w:rPr>
-          <w:rFonts w:ascii="Times New Roman" w:hAnsi="Times New Roman" w:cs="Times New Roman"/>
-          <w:sz w:val="28"/>
-          <w:szCs w:val="28"/>
-        </w:rPr>
-        <w:t>датасэте</w:t>
-      </w:r>
-      <w:proofErr w:type="spellEnd"/>
-      <w:r>
-        <w:rPr>
-          <w:rFonts w:ascii="Times New Roman" w:hAnsi="Times New Roman" w:cs="Times New Roman"/>
-          <w:sz w:val="28"/>
-          <w:szCs w:val="28"/>
-        </w:rPr>
-        <w:t xml:space="preserve">. Разделите данные на обучающую и тестовую выборки (не забудьте перед этим отделить значение целевой переменной </w:t>
-      </w:r>
-      <w:proofErr w:type="spellStart"/>
-      <w:r>
-        <w:rPr>
-          <w:rFonts w:ascii="Times New Roman" w:hAnsi="Times New Roman" w:cs="Times New Roman"/>
-          <w:b/>
-          <w:sz w:val="28"/>
-          <w:szCs w:val="28"/>
-        </w:rPr>
-        <w:t>SalePrice</w:t>
-      </w:r>
-      <w:proofErr w:type="spellEnd"/>
-      <w:r>
-        <w:rPr>
-          <w:rFonts w:ascii="Times New Roman" w:hAnsi="Times New Roman" w:cs="Times New Roman"/>
-          <w:sz w:val="28"/>
-          <w:szCs w:val="28"/>
-        </w:rPr>
-        <w:t xml:space="preserve"> от остальных данных).</w:t>
-      </w:r>
-    </w:p>
-    <w:p>
-      <w:pPr>
-        <w:pStyle w:val="a5"/>
-        <w:numPr>
-          <w:ilvl w:val="0"/>
-          <w:numId w:val="8"/>
-        </w:numPr>
-        <w:spacing w:after="0" w:line="240" w:lineRule="auto"/>
-        <w:ind w:left="0" w:firstLine="709"/>
-        <w:jc w:val="both"/>
-        <w:rPr>
-          <w:rFonts w:ascii="Times New Roman" w:hAnsi="Times New Roman" w:cs="Times New Roman"/>
-          <w:sz w:val="28"/>
-          <w:szCs w:val="28"/>
-        </w:rPr>
-      </w:pPr>
-      <w:r>
-        <w:rPr>
-          <w:rFonts w:ascii="Times New Roman" w:hAnsi="Times New Roman" w:cs="Times New Roman"/>
-          <w:sz w:val="28"/>
-          <w:szCs w:val="28"/>
-        </w:rPr>
-        <w:t xml:space="preserve">Посмотрите на распределение целевой переменной (можете использовать </w:t>
-      </w:r>
-      <w:proofErr w:type="spellStart"/>
-      <w:r>
-        <w:rPr>
-          <w:rFonts w:ascii="Times New Roman" w:hAnsi="Times New Roman" w:cs="Times New Roman"/>
-          <w:sz w:val="28"/>
-          <w:szCs w:val="28"/>
-        </w:rPr>
-        <w:t>sns.distplot</w:t>
-      </w:r>
-      <w:proofErr w:type="spellEnd"/>
-      <w:r>
-        <w:rPr>
-          <w:rFonts w:ascii="Times New Roman" w:hAnsi="Times New Roman" w:cs="Times New Roman"/>
-          <w:sz w:val="28"/>
-          <w:szCs w:val="28"/>
-        </w:rPr>
-        <w:t>).</w:t>
-      </w:r>
-    </w:p>
-    <w:p>
-      <w:pPr>
-        <w:pStyle w:val="a5"/>
-        <w:numPr>
-          <w:ilvl w:val="0"/>
-          <w:numId w:val="8"/>
-        </w:numPr>
-        <w:spacing w:after="0" w:line="240" w:lineRule="auto"/>
-        <w:ind w:left="0" w:firstLine="709"/>
-        <w:jc w:val="both"/>
-        <w:rPr>
-          <w:rFonts w:ascii="Times New Roman" w:hAnsi="Times New Roman" w:cs="Times New Roman"/>
-          <w:sz w:val="28"/>
-          <w:szCs w:val="28"/>
-        </w:rPr>
-      </w:pPr>
-      <w:r>
-        <w:rPr>
-          <w:rFonts w:ascii="Times New Roman" w:hAnsi="Times New Roman" w:cs="Times New Roman"/>
-          <w:sz w:val="28"/>
-          <w:szCs w:val="28"/>
-        </w:rPr>
-        <w:t xml:space="preserve">Так как для решения нашей задачи нужно обучить линейную регрессию, необходимо найти признаки, "наиболее линейно" связанные с целевой переменной, иначе говоря, посмотреть на коэффициент корреляции между признаками и целевой переменной. Не забудьте </w:t>
-      </w:r>
-      <w:r>
-        <w:rPr>
-          <w:rFonts w:ascii="Times New Roman" w:hAnsi="Times New Roman" w:cs="Times New Roman"/>
-          <w:b/>
-          <w:sz w:val="28"/>
-          <w:szCs w:val="28"/>
-        </w:rPr>
-        <w:t xml:space="preserve">заменить все отсутствующие </w:t>
-      </w:r>
-      <w:r>
-        <w:rPr>
-          <w:rFonts w:ascii="Times New Roman" w:hAnsi="Times New Roman" w:cs="Times New Roman"/>
-          <w:b/>
-          <w:sz w:val="28"/>
-          <w:szCs w:val="28"/>
-        </w:rPr>
-        <w:t xml:space="preserve">числовые </w:t>
-      </w:r>
-      <w:r>
-        <w:rPr>
-          <w:rFonts w:ascii="Times New Roman" w:hAnsi="Times New Roman" w:cs="Times New Roman"/>
-          <w:b/>
-          <w:sz w:val="28"/>
-          <w:szCs w:val="28"/>
-        </w:rPr>
-        <w:t>значения</w:t>
-      </w:r>
-      <w:r>
-        <w:rPr>
-          <w:rFonts w:ascii="Times New Roman" w:hAnsi="Times New Roman" w:cs="Times New Roman"/>
-          <w:sz w:val="28"/>
-          <w:szCs w:val="28"/>
-        </w:rPr>
-        <w:t xml:space="preserve"> (замените на </w:t>
-      </w:r>
-      <w:r>
-        <w:rPr>
-          <w:rFonts w:ascii="Times New Roman" w:hAnsi="Times New Roman" w:cs="Times New Roman"/>
-          <w:sz w:val="28"/>
-          <w:szCs w:val="28"/>
-        </w:rPr>
-        <w:t>медианные</w:t>
-      </w:r>
-      <w:r>
-        <w:rPr>
-          <w:rFonts w:ascii="Times New Roman" w:hAnsi="Times New Roman" w:cs="Times New Roman"/>
-          <w:sz w:val="28"/>
-          <w:szCs w:val="28"/>
-        </w:rPr>
-        <w:t>).</w:t>
-      </w:r>
-    </w:p>
-    <w:p>
-      <w:pPr>
-        <w:pStyle w:val="a5"/>
-        <w:numPr>
-          <w:ilvl w:val="0"/>
-          <w:numId w:val="8"/>
-        </w:numPr>
-        <w:spacing w:after="0" w:line="240" w:lineRule="auto"/>
-        <w:ind w:left="0" w:firstLine="709"/>
-        <w:jc w:val="both"/>
-        <w:rPr>
-          <w:rFonts w:ascii="Times New Roman" w:hAnsi="Times New Roman" w:cs="Times New Roman"/>
-          <w:sz w:val="28"/>
-          <w:szCs w:val="28"/>
-        </w:rPr>
-      </w:pPr>
-      <w:r>
-        <w:rPr>
-          <w:rFonts w:ascii="Times New Roman" w:hAnsi="Times New Roman" w:cs="Times New Roman"/>
-          <w:sz w:val="28"/>
-          <w:szCs w:val="28"/>
-        </w:rPr>
         <w:t xml:space="preserve">Нарисуйте график зависимости целевой переменной от трех самых </w:t>
       </w:r>
       <w:r>
@@ -2574,48 +2557,21 @@
         </w:rPr>
         <w:t>признаков.</w:t>
       </w:r>
-    </w:p>
-    <w:p>
-      <w:pPr>
-        <w:pStyle w:val="a5"/>
-        <w:numPr>
-          <w:ilvl w:val="0"/>
-          <w:numId w:val="8"/>
-        </w:numPr>
-        <w:spacing w:after="0" w:line="240" w:lineRule="auto"/>
-        <w:ind w:left="0" w:firstLine="709"/>
-        <w:jc w:val="both"/>
-        <w:rPr>
-          <w:rFonts w:ascii="Times New Roman" w:hAnsi="Times New Roman" w:cs="Times New Roman"/>
-          <w:b/>
-          <w:sz w:val="28"/>
-          <w:szCs w:val="28"/>
-          <w:u w:val="single"/>
-        </w:rPr>
-      </w:pPr>
-      <w:r>
-        <w:rPr>
-          <w:rFonts w:ascii="Times New Roman" w:hAnsi="Times New Roman" w:cs="Times New Roman"/>
-          <w:sz w:val="28"/>
-          <w:szCs w:val="28"/>
-        </w:rPr>
-        <w:t xml:space="preserve">Обучите модель на трех самых </w:t>
-      </w:r>
-      <w:r>
-        <w:rPr>
-          <w:rFonts w:ascii="Times New Roman" w:hAnsi="Times New Roman" w:cs="Times New Roman"/>
-          <w:sz w:val="28"/>
-          <w:szCs w:val="28"/>
-        </w:rPr>
-        <w:t>слабых</w:t>
-      </w:r>
-      <w:r>
-        <w:rPr>
-          <w:rFonts w:ascii="Times New Roman" w:hAnsi="Times New Roman" w:cs="Times New Roman"/>
-          <w:sz w:val="28"/>
-          <w:szCs w:val="28"/>
-        </w:rPr>
-        <w:t xml:space="preserve"> признаках, предскажите результат и рассчитайте ошибку (используйте функцию потерь </w:t>
+      <w:r>
+        <w:rPr>
+          <w:rFonts w:ascii="Times New Roman" w:hAnsi="Times New Roman" w:cs="Times New Roman"/>
+          <w:sz w:val="28"/>
+          <w:szCs w:val="28"/>
+        </w:rPr>
+        <w:t xml:space="preserve"> </w:t>
+      </w:r>
+      <w:r>
+        <w:rPr>
+          <w:rFonts w:ascii="Times New Roman" w:hAnsi="Times New Roman" w:cs="Times New Roman"/>
+          <w:sz w:val="28"/>
+          <w:szCs w:val="28"/>
+        </w:rPr>
+        <w:t xml:space="preserve">Обучите модель на трех самых слабых признаках, предскажите результат и рассчитайте ошибку (используйте функцию потерь </w:t>
       </w:r>
       <w:r>
         <w:rPr>
